--- a/examples/timeseries/doc/ts_conv1d.docx
+++ b/examples/timeseries/doc/ts_conv1d.docx
@@ -2,13 +2,13 @@
 <file path=word/document.xml><?xml version="1.0" encoding="utf-8"?>
 <w:document xmlns:w="http://schemas.openxmlformats.org/wordprocessingml/2006/main" xmlns:m="http://schemas.openxmlformats.org/officeDocument/2006/math" xmlns:r="http://schemas.openxmlformats.org/officeDocument/2006/relationships" xmlns:o="urn:schemas-microsoft-com:office:office" xmlns:v="urn:schemas-microsoft-com:vml" xmlns:w10="urn:schemas-microsoft-com:office:word" xmlns:a="http://schemas.openxmlformats.org/drawingml/2006/main" xmlns:pic="http://schemas.openxmlformats.org/drawingml/2006/picture" xmlns:wp="http://schemas.openxmlformats.org/drawingml/2006/wordprocessingDrawing">
   <w:body>
-    <w:bookmarkStart w:id="12" w:name="time-series-forecasting-with-conv1d"/>
+    <w:bookmarkStart w:id="18" w:name="conv1d-regression"/>
     <w:p>
       <w:pPr>
         <w:pStyle w:val="Heading2"/>
       </w:pPr>
       <w:r>
-        <w:t xml:space="preserve">Time Series Forecasting with Conv1D</w:t>
+        <w:t xml:space="preserve">Conv1D Regression</w:t>
       </w:r>
     </w:p>
     <w:p>
@@ -16,34 +16,19 @@
         <w:pStyle w:val="FirstParagraph"/>
       </w:pPr>
       <w:r>
-        <w:t xml:space="preserve">This example shows how to use the PyTorch-backed</w:t>
-      </w:r>
-      <w:r>
-        <w:t xml:space="preserve"> </w:t>
-      </w:r>
-      <w:r>
-        <w:rPr>
-          <w:rStyle w:val="VerbatimChar"/>
-        </w:rPr>
-        <w:t xml:space="preserve">ts_conv1d</w:t>
-      </w:r>
-      <w:r>
-        <w:t xml:space="preserve"> </w:t>
-      </w:r>
-      <w:r>
-        <w:t xml:space="preserve">forecaster with sliding windows from</w:t>
-      </w:r>
-      <w:r>
-        <w:t xml:space="preserve"> </w:t>
-      </w:r>
-      <w:r>
-        <w:rPr>
-          <w:rStyle w:val="VerbatimChar"/>
-        </w:rPr>
-        <w:t xml:space="preserve">tspredit</w:t>
-      </w:r>
-      <w:r>
-        <w:t xml:space="preserve">. The model uses 1D convolutions over the lag window to learn local temporal patterns before the final prediction.</w:t>
+        <w:t xml:space="preserve">About the method</w:t>
+      </w:r>
+      <w:r>
+        <w:t xml:space="preserve"> </w:t>
+      </w:r>
+      <w:r>
+        <w:t xml:space="preserve">- A 1D convolutional network applies learnable filters across the lag window to detect local temporal motifs.</w:t>
+      </w:r>
+      <w:r>
+        <w:t xml:space="preserve"> </w:t>
+      </w:r>
+      <w:r>
+        <w:t xml:space="preserve">- It is useful when short repeated patterns matter more than long global recurrence alone.</w:t>
       </w:r>
     </w:p>
     <w:p>
@@ -51,19 +36,19 @@
         <w:pStyle w:val="BodyText"/>
       </w:pPr>
       <w:r>
-        <w:t xml:space="preserve">Prerequisites</w:t>
-      </w:r>
-      <w:r>
-        <w:t xml:space="preserve"> </w:t>
-      </w:r>
-      <w:r>
-        <w:t xml:space="preserve">- R packages: daltoolbox, tspredit, daltoolboxdp, ggplot2</w:t>
-      </w:r>
-      <w:r>
-        <w:t xml:space="preserve"> </w:t>
-      </w:r>
-      <w:r>
-        <w:t xml:space="preserve">- Python with PyTorch accessible via reticulate</w:t>
+        <w:t xml:space="preserve">Didactic goal: understand how convolution changes the representation learned from sliding windows, while keeping the same Experiment Line used in</w:t>
+      </w:r>
+      <w:r>
+        <w:t xml:space="preserve"> </w:t>
+      </w:r>
+      <w:r>
+        <w:rPr>
+          <w:rStyle w:val="VerbatimChar"/>
+        </w:rPr>
+        <w:t xml:space="preserve">tspredit</w:t>
+      </w:r>
+      <w:r>
+        <w:t xml:space="preserve">.</w:t>
       </w:r>
     </w:p>
     <w:p>
@@ -72,332 +57,41 @@
       </w:pPr>
       <w:r>
         <w:rPr>
-          <w:rStyle w:val="FunctionTok"/>
-        </w:rPr>
-        <w:t xml:space="preserve">library</w:t>
-      </w:r>
-      <w:r>
-        <w:rPr>
-          <w:rStyle w:val="NormalTok"/>
-        </w:rPr>
-        <w:t xml:space="preserve">(daltoolbox)</w:t>
-      </w:r>
-      <w:r>
-        <w:br/>
-      </w:r>
-      <w:r>
-        <w:rPr>
-          <w:rStyle w:val="FunctionTok"/>
-        </w:rPr>
-        <w:t xml:space="preserve">library</w:t>
-      </w:r>
-      <w:r>
-        <w:rPr>
-          <w:rStyle w:val="NormalTok"/>
-        </w:rPr>
-        <w:t xml:space="preserve">(tspredit)</w:t>
-      </w:r>
-      <w:r>
-        <w:br/>
-      </w:r>
-      <w:r>
-        <w:rPr>
-          <w:rStyle w:val="FunctionTok"/>
-        </w:rPr>
-        <w:t xml:space="preserve">library</w:t>
-      </w:r>
-      <w:r>
-        <w:rPr>
-          <w:rStyle w:val="NormalTok"/>
-        </w:rPr>
-        <w:t xml:space="preserve">(daltoolboxdp)</w:t>
-      </w:r>
-      <w:r>
-        <w:br/>
-      </w:r>
-      <w:r>
-        <w:rPr>
-          <w:rStyle w:val="FunctionTok"/>
-        </w:rPr>
-        <w:t xml:space="preserve">library</w:t>
-      </w:r>
-      <w:r>
-        <w:rPr>
-          <w:rStyle w:val="NormalTok"/>
-        </w:rPr>
-        <w:t xml:space="preserve">(ggplot2)</w:t>
+          <w:rStyle w:val="CommentTok"/>
+        </w:rPr>
+        <w:t xml:space="preserve"># Time Series Regression - 1D CNN (Conv1D)</w:t>
+      </w:r>
+      <w:r>
+        <w:br/>
+      </w:r>
+      <w:r>
+        <w:br/>
+      </w:r>
+      <w:r>
+        <w:rPr>
+          <w:rStyle w:val="CommentTok"/>
+        </w:rPr>
+        <w:t xml:space="preserve"># Installing packages (if needed)</w:t>
+      </w:r>
+      <w:r>
+        <w:br/>
+      </w:r>
+      <w:r>
+        <w:br/>
+      </w:r>
+      <w:r>
+        <w:rPr>
+          <w:rStyle w:val="CommentTok"/>
+        </w:rPr>
+        <w:t xml:space="preserve">#install.packages("daltoolboxdp")</w:t>
       </w:r>
     </w:p>
     <w:p>
       <w:pPr>
-        <w:pStyle w:val="SourceCode"/>
-      </w:pPr>
-      <w:r>
-        <w:rPr>
-          <w:rStyle w:val="FunctionTok"/>
-        </w:rPr>
-        <w:t xml:space="preserve">data</w:t>
-      </w:r>
-      <w:r>
-        <w:rPr>
-          <w:rStyle w:val="NormalTok"/>
-        </w:rPr>
-        <w:t xml:space="preserve">(tsd)</w:t>
-      </w:r>
-      <w:r>
-        <w:br/>
-      </w:r>
-      <w:r>
-        <w:br/>
-      </w:r>
-      <w:r>
-        <w:rPr>
-          <w:rStyle w:val="NormalTok"/>
-        </w:rPr>
-        <w:t xml:space="preserve">sw_size </w:t>
-      </w:r>
-      <w:r>
-        <w:rPr>
-          <w:rStyle w:val="OtherTok"/>
-        </w:rPr>
-        <w:t xml:space="preserve">&lt;-</w:t>
-      </w:r>
-      <w:r>
-        <w:rPr>
-          <w:rStyle w:val="NormalTok"/>
-        </w:rPr>
-        <w:t xml:space="preserve"> </w:t>
-      </w:r>
-      <w:r>
-        <w:rPr>
-          <w:rStyle w:val="DecValTok"/>
-        </w:rPr>
-        <w:t xml:space="preserve">5</w:t>
-      </w:r>
-      <w:r>
-        <w:br/>
-      </w:r>
-      <w:r>
-        <w:rPr>
-          <w:rStyle w:val="NormalTok"/>
-        </w:rPr>
-        <w:t xml:space="preserve">ts </w:t>
-      </w:r>
-      <w:r>
-        <w:rPr>
-          <w:rStyle w:val="OtherTok"/>
-        </w:rPr>
-        <w:t xml:space="preserve">&lt;-</w:t>
-      </w:r>
-      <w:r>
-        <w:rPr>
-          <w:rStyle w:val="NormalTok"/>
-        </w:rPr>
-        <w:t xml:space="preserve"> </w:t>
-      </w:r>
-      <w:r>
-        <w:rPr>
-          <w:rStyle w:val="FunctionTok"/>
-        </w:rPr>
-        <w:t xml:space="preserve">data.frame</w:t>
-      </w:r>
-      <w:r>
-        <w:rPr>
-          <w:rStyle w:val="NormalTok"/>
-        </w:rPr>
-        <w:t xml:space="preserve">(</w:t>
-      </w:r>
-      <w:r>
-        <w:rPr>
-          <w:rStyle w:val="FunctionTok"/>
-        </w:rPr>
-        <w:t xml:space="preserve">unclass</w:t>
-      </w:r>
-      <w:r>
-        <w:rPr>
-          <w:rStyle w:val="NormalTok"/>
-        </w:rPr>
-        <w:t xml:space="preserve">(</w:t>
-      </w:r>
-      <w:r>
-        <w:rPr>
-          <w:rStyle w:val="FunctionTok"/>
-        </w:rPr>
-        <w:t xml:space="preserve">ts_data</w:t>
-      </w:r>
-      <w:r>
-        <w:rPr>
-          <w:rStyle w:val="NormalTok"/>
-        </w:rPr>
-        <w:t xml:space="preserve">(tsd</w:t>
-      </w:r>
-      <w:r>
-        <w:rPr>
-          <w:rStyle w:val="SpecialCharTok"/>
-        </w:rPr>
-        <w:t xml:space="preserve">$</w:t>
-      </w:r>
-      <w:r>
-        <w:rPr>
-          <w:rStyle w:val="NormalTok"/>
-        </w:rPr>
-        <w:t xml:space="preserve">y, sw_size)))</w:t>
-      </w:r>
-      <w:r>
-        <w:br/>
-      </w:r>
-      <w:r>
-        <w:br/>
-      </w:r>
-      <w:r>
-        <w:rPr>
-          <w:rStyle w:val="NormalTok"/>
-        </w:rPr>
-        <w:t xml:space="preserve">split_at </w:t>
-      </w:r>
-      <w:r>
-        <w:rPr>
-          <w:rStyle w:val="OtherTok"/>
-        </w:rPr>
-        <w:t xml:space="preserve">&lt;-</w:t>
-      </w:r>
-      <w:r>
-        <w:rPr>
-          <w:rStyle w:val="NormalTok"/>
-        </w:rPr>
-        <w:t xml:space="preserve"> </w:t>
-      </w:r>
-      <w:r>
-        <w:rPr>
-          <w:rStyle w:val="FunctionTok"/>
-        </w:rPr>
-        <w:t xml:space="preserve">nrow</w:t>
-      </w:r>
-      <w:r>
-        <w:rPr>
-          <w:rStyle w:val="NormalTok"/>
-        </w:rPr>
-        <w:t xml:space="preserve">(ts) </w:t>
-      </w:r>
-      <w:r>
-        <w:rPr>
-          <w:rStyle w:val="SpecialCharTok"/>
-        </w:rPr>
-        <w:t xml:space="preserve">-</w:t>
-      </w:r>
-      <w:r>
-        <w:rPr>
-          <w:rStyle w:val="NormalTok"/>
-        </w:rPr>
-        <w:t xml:space="preserve"> </w:t>
-      </w:r>
-      <w:r>
-        <w:rPr>
-          <w:rStyle w:val="DecValTok"/>
-        </w:rPr>
-        <w:t xml:space="preserve">5</w:t>
-      </w:r>
-      <w:r>
-        <w:br/>
-      </w:r>
-      <w:r>
-        <w:rPr>
-          <w:rStyle w:val="NormalTok"/>
-        </w:rPr>
-        <w:t xml:space="preserve">train </w:t>
-      </w:r>
-      <w:r>
-        <w:rPr>
-          <w:rStyle w:val="OtherTok"/>
-        </w:rPr>
-        <w:t xml:space="preserve">&lt;-</w:t>
-      </w:r>
-      <w:r>
-        <w:rPr>
-          <w:rStyle w:val="NormalTok"/>
-        </w:rPr>
-        <w:t xml:space="preserve"> ts[</w:t>
-      </w:r>
-      <w:r>
-        <w:rPr>
-          <w:rStyle w:val="DecValTok"/>
-        </w:rPr>
-        <w:t xml:space="preserve">1</w:t>
-      </w:r>
-      <w:r>
-        <w:rPr>
-          <w:rStyle w:val="SpecialCharTok"/>
-        </w:rPr>
-        <w:t xml:space="preserve">:</w:t>
-      </w:r>
-      <w:r>
-        <w:rPr>
-          <w:rStyle w:val="NormalTok"/>
-        </w:rPr>
-        <w:t xml:space="preserve">split_at, ]</w:t>
-      </w:r>
-      <w:r>
-        <w:br/>
-      </w:r>
-      <w:r>
-        <w:rPr>
-          <w:rStyle w:val="NormalTok"/>
-        </w:rPr>
-        <w:t xml:space="preserve">test </w:t>
-      </w:r>
-      <w:r>
-        <w:rPr>
-          <w:rStyle w:val="OtherTok"/>
-        </w:rPr>
-        <w:t xml:space="preserve">&lt;-</w:t>
-      </w:r>
-      <w:r>
-        <w:rPr>
-          <w:rStyle w:val="NormalTok"/>
-        </w:rPr>
-        <w:t xml:space="preserve"> ts[(split_at </w:t>
-      </w:r>
-      <w:r>
-        <w:rPr>
-          <w:rStyle w:val="SpecialCharTok"/>
-        </w:rPr>
-        <w:t xml:space="preserve">+</w:t>
-      </w:r>
-      <w:r>
-        <w:rPr>
-          <w:rStyle w:val="NormalTok"/>
-        </w:rPr>
-        <w:t xml:space="preserve"> </w:t>
-      </w:r>
-      <w:r>
-        <w:rPr>
-          <w:rStyle w:val="DecValTok"/>
-        </w:rPr>
-        <w:t xml:space="preserve">1</w:t>
-      </w:r>
-      <w:r>
-        <w:rPr>
-          <w:rStyle w:val="NormalTok"/>
-        </w:rPr>
-        <w:t xml:space="preserve">)</w:t>
-      </w:r>
-      <w:r>
-        <w:rPr>
-          <w:rStyle w:val="SpecialCharTok"/>
-        </w:rPr>
-        <w:t xml:space="preserve">:</w:t>
-      </w:r>
-      <w:r>
-        <w:rPr>
-          <w:rStyle w:val="FunctionTok"/>
-        </w:rPr>
-        <w:t xml:space="preserve">nrow</w:t>
-      </w:r>
-      <w:r>
-        <w:rPr>
-          <w:rStyle w:val="NormalTok"/>
-        </w:rPr>
-        <w:t xml:space="preserve">(ts), ]</w:t>
+        <w:pStyle w:val="FirstParagraph"/>
+      </w:pPr>
+      <w:r>
+        <w:t xml:space="preserve">We start by loading the packages used throughout this example.</w:t>
       </w:r>
     </w:p>
     <w:p>
@@ -406,239 +100,115 @@
       </w:pPr>
       <w:r>
         <w:rPr>
-          <w:rStyle w:val="NormalTok"/>
-        </w:rPr>
-        <w:t xml:space="preserve">model </w:t>
-      </w:r>
-      <w:r>
-        <w:rPr>
-          <w:rStyle w:val="OtherTok"/>
-        </w:rPr>
-        <w:t xml:space="preserve">&lt;-</w:t>
-      </w:r>
-      <w:r>
-        <w:rPr>
-          <w:rStyle w:val="NormalTok"/>
-        </w:rPr>
-        <w:t xml:space="preserve"> </w:t>
+          <w:rStyle w:val="CommentTok"/>
+        </w:rPr>
+        <w:t xml:space="preserve"># Loading the packages</w:t>
+      </w:r>
+      <w:r>
+        <w:br/>
       </w:r>
       <w:r>
         <w:rPr>
           <w:rStyle w:val="FunctionTok"/>
         </w:rPr>
-        <w:t xml:space="preserve">ts_conv1d</w:t>
-      </w:r>
-      <w:r>
-        <w:rPr>
-          <w:rStyle w:val="NormalTok"/>
-        </w:rPr>
-        <w:t xml:space="preserve">(</w:t>
-      </w:r>
-      <w:r>
-        <w:br/>
-      </w:r>
-      <w:r>
-        <w:rPr>
-          <w:rStyle w:val="NormalTok"/>
-        </w:rPr>
-        <w:t xml:space="preserve">  </w:t>
-      </w:r>
-      <w:r>
-        <w:rPr>
-          <w:rStyle w:val="AttributeTok"/>
-        </w:rPr>
-        <w:t xml:space="preserve">preprocess =</w:t>
-      </w:r>
-      <w:r>
-        <w:rPr>
-          <w:rStyle w:val="NormalTok"/>
-        </w:rPr>
-        <w:t xml:space="preserve"> </w:t>
+        <w:t xml:space="preserve">library</w:t>
+      </w:r>
+      <w:r>
+        <w:rPr>
+          <w:rStyle w:val="NormalTok"/>
+        </w:rPr>
+        <w:t xml:space="preserve">(daltoolbox)</w:t>
+      </w:r>
+      <w:r>
+        <w:br/>
       </w:r>
       <w:r>
         <w:rPr>
           <w:rStyle w:val="FunctionTok"/>
         </w:rPr>
-        <w:t xml:space="preserve">ts_norm_gminmax</w:t>
-      </w:r>
-      <w:r>
-        <w:rPr>
-          <w:rStyle w:val="NormalTok"/>
-        </w:rPr>
-        <w:t xml:space="preserve">(),</w:t>
-      </w:r>
-      <w:r>
-        <w:br/>
-      </w:r>
-      <w:r>
-        <w:rPr>
-          <w:rStyle w:val="NormalTok"/>
-        </w:rPr>
-        <w:t xml:space="preserve">  </w:t>
-      </w:r>
-      <w:r>
-        <w:rPr>
-          <w:rStyle w:val="AttributeTok"/>
-        </w:rPr>
-        <w:t xml:space="preserve">input_size =</w:t>
-      </w:r>
-      <w:r>
-        <w:rPr>
-          <w:rStyle w:val="NormalTok"/>
-        </w:rPr>
-        <w:t xml:space="preserve"> </w:t>
-      </w:r>
-      <w:r>
-        <w:rPr>
-          <w:rStyle w:val="DecValTok"/>
-        </w:rPr>
-        <w:t xml:space="preserve">4</w:t>
-      </w:r>
-      <w:r>
-        <w:rPr>
-          <w:rStyle w:val="DataTypeTok"/>
-        </w:rPr>
-        <w:t xml:space="preserve">L</w:t>
-      </w:r>
-      <w:r>
-        <w:rPr>
-          <w:rStyle w:val="NormalTok"/>
-        </w:rPr>
-        <w:t xml:space="preserve">,</w:t>
-      </w:r>
-      <w:r>
-        <w:br/>
-      </w:r>
-      <w:r>
-        <w:rPr>
-          <w:rStyle w:val="NormalTok"/>
-        </w:rPr>
-        <w:t xml:space="preserve">  </w:t>
-      </w:r>
-      <w:r>
-        <w:rPr>
-          <w:rStyle w:val="AttributeTok"/>
-        </w:rPr>
-        <w:t xml:space="preserve">epochs =</w:t>
-      </w:r>
-      <w:r>
-        <w:rPr>
-          <w:rStyle w:val="NormalTok"/>
-        </w:rPr>
-        <w:t xml:space="preserve"> </w:t>
-      </w:r>
-      <w:r>
-        <w:rPr>
-          <w:rStyle w:val="DecValTok"/>
-        </w:rPr>
-        <w:t xml:space="preserve">100</w:t>
-      </w:r>
-      <w:r>
-        <w:rPr>
-          <w:rStyle w:val="DataTypeTok"/>
-        </w:rPr>
-        <w:t xml:space="preserve">L</w:t>
-      </w:r>
-      <w:r>
-        <w:br/>
-      </w:r>
-      <w:r>
-        <w:rPr>
-          <w:rStyle w:val="NormalTok"/>
-        </w:rPr>
-        <w:t xml:space="preserve">)</w:t>
-      </w:r>
-      <w:r>
-        <w:br/>
-      </w:r>
-      <w:r>
-        <w:br/>
-      </w:r>
-      <w:r>
-        <w:rPr>
-          <w:rStyle w:val="NormalTok"/>
-        </w:rPr>
-        <w:t xml:space="preserve">model </w:t>
-      </w:r>
-      <w:r>
-        <w:rPr>
-          <w:rStyle w:val="OtherTok"/>
-        </w:rPr>
-        <w:t xml:space="preserve">&lt;-</w:t>
-      </w:r>
-      <w:r>
-        <w:rPr>
-          <w:rStyle w:val="NormalTok"/>
-        </w:rPr>
-        <w:t xml:space="preserve"> </w:t>
+        <w:t xml:space="preserve">library</w:t>
+      </w:r>
+      <w:r>
+        <w:rPr>
+          <w:rStyle w:val="NormalTok"/>
+        </w:rPr>
+        <w:t xml:space="preserve">(daltoolboxdp)</w:t>
+      </w:r>
+      <w:r>
+        <w:br/>
       </w:r>
       <w:r>
         <w:rPr>
           <w:rStyle w:val="FunctionTok"/>
         </w:rPr>
-        <w:t xml:space="preserve">fit</w:t>
-      </w:r>
-      <w:r>
-        <w:rPr>
-          <w:rStyle w:val="NormalTok"/>
-        </w:rPr>
-        <w:t xml:space="preserve">(model, train[, </w:t>
-      </w:r>
-      <w:r>
-        <w:rPr>
-          <w:rStyle w:val="DecValTok"/>
-        </w:rPr>
-        <w:t xml:space="preserve">1</w:t>
-      </w:r>
-      <w:r>
-        <w:rPr>
-          <w:rStyle w:val="SpecialCharTok"/>
-        </w:rPr>
-        <w:t xml:space="preserve">:</w:t>
-      </w:r>
-      <w:r>
-        <w:rPr>
-          <w:rStyle w:val="DecValTok"/>
-        </w:rPr>
-        <w:t xml:space="preserve">4</w:t>
-      </w:r>
-      <w:r>
-        <w:rPr>
-          <w:rStyle w:val="NormalTok"/>
-        </w:rPr>
-        <w:t xml:space="preserve">], train[, </w:t>
-      </w:r>
-      <w:r>
-        <w:rPr>
-          <w:rStyle w:val="DecValTok"/>
-        </w:rPr>
-        <w:t xml:space="preserve">5</w:t>
-      </w:r>
-      <w:r>
-        <w:rPr>
-          <w:rStyle w:val="NormalTok"/>
-        </w:rPr>
-        <w:t xml:space="preserve">])</w:t>
+        <w:t xml:space="preserve">library</w:t>
+      </w:r>
+      <w:r>
+        <w:rPr>
+          <w:rStyle w:val="NormalTok"/>
+        </w:rPr>
+        <w:t xml:space="preserve">(tspredit)</w:t>
+      </w:r>
+      <w:r>
+        <w:br/>
+      </w:r>
+      <w:r>
+        <w:rPr>
+          <w:rStyle w:val="FunctionTok"/>
+        </w:rPr>
+        <w:t xml:space="preserve">library</w:t>
+      </w:r>
+      <w:r>
+        <w:rPr>
+          <w:rStyle w:val="NormalTok"/>
+        </w:rPr>
+        <w:t xml:space="preserve">(ggplot2)</w:t>
       </w:r>
     </w:p>
     <w:p>
       <w:pPr>
+        <w:pStyle w:val="FirstParagraph"/>
+      </w:pPr>
+      <w:r>
+        <w:t xml:space="preserve">We load the example series that will be used throughout the demonstration.</w:t>
+      </w:r>
+    </w:p>
+    <w:p>
+      <w:pPr>
         <w:pStyle w:val="SourceCode"/>
       </w:pPr>
       <w:r>
         <w:rPr>
           <w:rStyle w:val="CommentTok"/>
         </w:rPr>
-        <w:t xml:space="preserve"># Training curves</w:t>
-      </w:r>
-      <w:r>
-        <w:br/>
-      </w:r>
-      <w:r>
-        <w:rPr>
-          <w:rStyle w:val="NormalTok"/>
-        </w:rPr>
-        <w:t xml:space="preserve">fit_loss </w:t>
+        <w:t xml:space="preserve"># Series for study and sliding windows</w:t>
+      </w:r>
+      <w:r>
+        <w:br/>
+      </w:r>
+      <w:r>
+        <w:br/>
+      </w:r>
+      <w:r>
+        <w:rPr>
+          <w:rStyle w:val="FunctionTok"/>
+        </w:rPr>
+        <w:t xml:space="preserve">data</w:t>
+      </w:r>
+      <w:r>
+        <w:rPr>
+          <w:rStyle w:val="NormalTok"/>
+        </w:rPr>
+        <w:t xml:space="preserve">(tsd)</w:t>
+      </w:r>
+      <w:r>
+        <w:br/>
+      </w:r>
+      <w:r>
+        <w:rPr>
+          <w:rStyle w:val="NormalTok"/>
+        </w:rPr>
+        <w:t xml:space="preserve">ts </w:t>
       </w:r>
       <w:r>
         <w:rPr>
@@ -656,7 +226,166 @@
         <w:rPr>
           <w:rStyle w:val="FunctionTok"/>
         </w:rPr>
-        <w:t xml:space="preserve">data.frame</w:t>
+        <w:t xml:space="preserve">ts_data</w:t>
+      </w:r>
+      <w:r>
+        <w:rPr>
+          <w:rStyle w:val="NormalTok"/>
+        </w:rPr>
+        <w:t xml:space="preserve">(tsd</w:t>
+      </w:r>
+      <w:r>
+        <w:rPr>
+          <w:rStyle w:val="SpecialCharTok"/>
+        </w:rPr>
+        <w:t xml:space="preserve">$</w:t>
+      </w:r>
+      <w:r>
+        <w:rPr>
+          <w:rStyle w:val="NormalTok"/>
+        </w:rPr>
+        <w:t xml:space="preserve">y, </w:t>
+      </w:r>
+      <w:r>
+        <w:rPr>
+          <w:rStyle w:val="DecValTok"/>
+        </w:rPr>
+        <w:t xml:space="preserve">10</w:t>
+      </w:r>
+      <w:r>
+        <w:rPr>
+          <w:rStyle w:val="NormalTok"/>
+        </w:rPr>
+        <w:t xml:space="preserve">)</w:t>
+      </w:r>
+      <w:r>
+        <w:br/>
+      </w:r>
+      <w:r>
+        <w:rPr>
+          <w:rStyle w:val="FunctionTok"/>
+        </w:rPr>
+        <w:t xml:space="preserve">ts_head</w:t>
+      </w:r>
+      <w:r>
+        <w:rPr>
+          <w:rStyle w:val="NormalTok"/>
+        </w:rPr>
+        <w:t xml:space="preserve">(ts, </w:t>
+      </w:r>
+      <w:r>
+        <w:rPr>
+          <w:rStyle w:val="DecValTok"/>
+        </w:rPr>
+        <w:t xml:space="preserve">3</w:t>
+      </w:r>
+      <w:r>
+        <w:rPr>
+          <w:rStyle w:val="NormalTok"/>
+        </w:rPr>
+        <w:t xml:space="preserve">)</w:t>
+      </w:r>
+    </w:p>
+    <w:p>
+      <w:pPr>
+        <w:pStyle w:val="SourceCode"/>
+      </w:pPr>
+      <w:r>
+        <w:rPr>
+          <w:rStyle w:val="VerbatimChar"/>
+        </w:rPr>
+        <w:t xml:space="preserve">##             t9        t8        t7        t6        t5        t4        t3</w:t>
+      </w:r>
+      <w:r>
+        <w:br/>
+      </w:r>
+      <w:r>
+        <w:rPr>
+          <w:rStyle w:val="VerbatimChar"/>
+        </w:rPr>
+        <w:t xml:space="preserve">## [1,] 0.0000000 0.2474040 0.4794255 0.6816388 0.8414710 0.9489846 0.9974950</w:t>
+      </w:r>
+      <w:r>
+        <w:br/>
+      </w:r>
+      <w:r>
+        <w:rPr>
+          <w:rStyle w:val="VerbatimChar"/>
+        </w:rPr>
+        <w:t xml:space="preserve">## [2,] 0.2474040 0.4794255 0.6816388 0.8414710 0.9489846 0.9974950 0.9839859</w:t>
+      </w:r>
+      <w:r>
+        <w:br/>
+      </w:r>
+      <w:r>
+        <w:rPr>
+          <w:rStyle w:val="VerbatimChar"/>
+        </w:rPr>
+        <w:t xml:space="preserve">## [3,] 0.4794255 0.6816388 0.8414710 0.9489846 0.9974950 0.9839859 0.9092974</w:t>
+      </w:r>
+      <w:r>
+        <w:br/>
+      </w:r>
+      <w:r>
+        <w:rPr>
+          <w:rStyle w:val="VerbatimChar"/>
+        </w:rPr>
+        <w:t xml:space="preserve">##             t2        t1        t0</w:t>
+      </w:r>
+      <w:r>
+        <w:br/>
+      </w:r>
+      <w:r>
+        <w:rPr>
+          <w:rStyle w:val="VerbatimChar"/>
+        </w:rPr>
+        <w:t xml:space="preserve">## [1,] 0.9839859 0.9092974 0.7780732</w:t>
+      </w:r>
+      <w:r>
+        <w:br/>
+      </w:r>
+      <w:r>
+        <w:rPr>
+          <w:rStyle w:val="VerbatimChar"/>
+        </w:rPr>
+        <w:t xml:space="preserve">## [2,] 0.9092974 0.7780732 0.5984721</w:t>
+      </w:r>
+      <w:r>
+        <w:br/>
+      </w:r>
+      <w:r>
+        <w:rPr>
+          <w:rStyle w:val="VerbatimChar"/>
+        </w:rPr>
+        <w:t xml:space="preserve">## [3,] 0.7780732 0.5984721 0.3816610</w:t>
+      </w:r>
+    </w:p>
+    <w:p>
+      <w:pPr>
+        <w:pStyle w:val="FirstParagraph"/>
+      </w:pPr>
+      <w:r>
+        <w:t xml:space="preserve">Before moving on, we visualize the series so the effect of the next transformation can be compared against the original signal.</w:t>
+      </w:r>
+    </w:p>
+    <w:p>
+      <w:pPr>
+        <w:pStyle w:val="SourceCode"/>
+      </w:pPr>
+      <w:r>
+        <w:rPr>
+          <w:rStyle w:val="CommentTok"/>
+        </w:rPr>
+        <w:t xml:space="preserve"># Series visualization</w:t>
+      </w:r>
+      <w:r>
+        <w:br/>
+      </w:r>
+      <w:r>
+        <w:rPr>
+          <w:rStyle w:val="FunctionTok"/>
+        </w:rPr>
+        <w:t xml:space="preserve">plot_ts</w:t>
       </w:r>
       <w:r>
         <w:rPr>
@@ -665,15 +394,6 @@
         <w:t xml:space="preserve">(</w:t>
       </w:r>
       <w:r>
-        <w:br/>
-      </w:r>
-      <w:r>
-        <w:rPr>
-          <w:rStyle w:val="NormalTok"/>
-        </w:rPr>
-        <w:t xml:space="preserve">  </w:t>
-      </w:r>
-      <w:r>
         <w:rPr>
           <w:rStyle w:val="AttributeTok"/>
         </w:rPr>
@@ -683,160 +403,97 @@
         <w:rPr>
           <w:rStyle w:val="NormalTok"/>
         </w:rPr>
+        <w:t xml:space="preserve"> tsd</w:t>
+      </w:r>
+      <w:r>
+        <w:rPr>
+          <w:rStyle w:val="SpecialCharTok"/>
+        </w:rPr>
+        <w:t xml:space="preserve">$</w:t>
+      </w:r>
+      <w:r>
+        <w:rPr>
+          <w:rStyle w:val="NormalTok"/>
+        </w:rPr>
+        <w:t xml:space="preserve">x, </w:t>
+      </w:r>
+      <w:r>
+        <w:rPr>
+          <w:rStyle w:val="AttributeTok"/>
+        </w:rPr>
+        <w:t xml:space="preserve">y =</w:t>
+      </w:r>
+      <w:r>
+        <w:rPr>
+          <w:rStyle w:val="NormalTok"/>
+        </w:rPr>
+        <w:t xml:space="preserve"> tsd</w:t>
+      </w:r>
+      <w:r>
+        <w:rPr>
+          <w:rStyle w:val="SpecialCharTok"/>
+        </w:rPr>
+        <w:t xml:space="preserve">$</w:t>
+      </w:r>
+      <w:r>
+        <w:rPr>
+          <w:rStyle w:val="NormalTok"/>
+        </w:rPr>
+        <w:t xml:space="preserve">y) </w:t>
+      </w:r>
+      <w:r>
+        <w:rPr>
+          <w:rStyle w:val="SpecialCharTok"/>
+        </w:rPr>
+        <w:t xml:space="preserve">+</w:t>
+      </w:r>
+      <w:r>
+        <w:rPr>
+          <w:rStyle w:val="NormalTok"/>
+        </w:rPr>
         <w:t xml:space="preserve"> </w:t>
       </w:r>
       <w:r>
         <w:rPr>
           <w:rStyle w:val="FunctionTok"/>
         </w:rPr>
-        <w:t xml:space="preserve">seq_along</w:t>
-      </w:r>
-      <w:r>
-        <w:rPr>
-          <w:rStyle w:val="NormalTok"/>
-        </w:rPr>
-        <w:t xml:space="preserve">(model</w:t>
-      </w:r>
-      <w:r>
-        <w:rPr>
-          <w:rStyle w:val="SpecialCharTok"/>
-        </w:rPr>
-        <w:t xml:space="preserve">$</w:t>
-      </w:r>
-      <w:r>
-        <w:rPr>
-          <w:rStyle w:val="NormalTok"/>
-        </w:rPr>
-        <w:t xml:space="preserve">train_loss_hist),</w:t>
-      </w:r>
-      <w:r>
-        <w:br/>
-      </w:r>
-      <w:r>
-        <w:rPr>
-          <w:rStyle w:val="NormalTok"/>
-        </w:rPr>
-        <w:t xml:space="preserve">  </w:t>
+        <w:t xml:space="preserve">theme</w:t>
+      </w:r>
+      <w:r>
+        <w:rPr>
+          <w:rStyle w:val="NormalTok"/>
+        </w:rPr>
+        <w:t xml:space="preserve">(</w:t>
       </w:r>
       <w:r>
         <w:rPr>
           <w:rStyle w:val="AttributeTok"/>
         </w:rPr>
-        <w:t xml:space="preserve">train_loss =</w:t>
-      </w:r>
-      <w:r>
-        <w:rPr>
-          <w:rStyle w:val="NormalTok"/>
-        </w:rPr>
-        <w:t xml:space="preserve"> model</w:t>
-      </w:r>
-      <w:r>
-        <w:rPr>
-          <w:rStyle w:val="SpecialCharTok"/>
-        </w:rPr>
-        <w:t xml:space="preserve">$</w:t>
-      </w:r>
-      <w:r>
-        <w:rPr>
-          <w:rStyle w:val="NormalTok"/>
-        </w:rPr>
-        <w:t xml:space="preserve">train_loss_hist</w:t>
-      </w:r>
-      <w:r>
-        <w:br/>
-      </w:r>
-      <w:r>
-        <w:rPr>
-          <w:rStyle w:val="NormalTok"/>
-        </w:rPr>
-        <w:t xml:space="preserve">)</w:t>
-      </w:r>
-      <w:r>
-        <w:br/>
-      </w:r>
-      <w:r>
-        <w:rPr>
-          <w:rStyle w:val="ControlFlowTok"/>
-        </w:rPr>
-        <w:t xml:space="preserve">if</w:t>
-      </w:r>
-      <w:r>
-        <w:rPr>
-          <w:rStyle w:val="NormalTok"/>
-        </w:rPr>
-        <w:t xml:space="preserve"> (</w:t>
-      </w:r>
-      <w:r>
-        <w:rPr>
-          <w:rStyle w:val="SpecialCharTok"/>
-        </w:rPr>
-        <w:t xml:space="preserve">!</w:t>
+        <w:t xml:space="preserve">text =</w:t>
+      </w:r>
+      <w:r>
+        <w:rPr>
+          <w:rStyle w:val="NormalTok"/>
+        </w:rPr>
+        <w:t xml:space="preserve"> </w:t>
       </w:r>
       <w:r>
         <w:rPr>
           <w:rStyle w:val="FunctionTok"/>
         </w:rPr>
-        <w:t xml:space="preserve">is.null</w:t>
-      </w:r>
-      <w:r>
-        <w:rPr>
-          <w:rStyle w:val="NormalTok"/>
-        </w:rPr>
-        <w:t xml:space="preserve">(model</w:t>
-      </w:r>
-      <w:r>
-        <w:rPr>
-          <w:rStyle w:val="SpecialCharTok"/>
-        </w:rPr>
-        <w:t xml:space="preserve">$</w:t>
-      </w:r>
-      <w:r>
-        <w:rPr>
-          <w:rStyle w:val="NormalTok"/>
-        </w:rPr>
-        <w:t xml:space="preserve">val_loss_hist) </w:t>
-      </w:r>
-      <w:r>
-        <w:rPr>
-          <w:rStyle w:val="SpecialCharTok"/>
-        </w:rPr>
-        <w:t xml:space="preserve">&amp;&amp;</w:t>
-      </w:r>
-      <w:r>
-        <w:rPr>
-          <w:rStyle w:val="NormalTok"/>
-        </w:rPr>
-        <w:t xml:space="preserve"> </w:t>
-      </w:r>
-      <w:r>
-        <w:rPr>
-          <w:rStyle w:val="FunctionTok"/>
-        </w:rPr>
-        <w:t xml:space="preserve">length</w:t>
-      </w:r>
-      <w:r>
-        <w:rPr>
-          <w:rStyle w:val="NormalTok"/>
-        </w:rPr>
-        <w:t xml:space="preserve">(model</w:t>
-      </w:r>
-      <w:r>
-        <w:rPr>
-          <w:rStyle w:val="SpecialCharTok"/>
-        </w:rPr>
-        <w:t xml:space="preserve">$</w:t>
-      </w:r>
-      <w:r>
-        <w:rPr>
-          <w:rStyle w:val="NormalTok"/>
-        </w:rPr>
-        <w:t xml:space="preserve">val_loss_hist) </w:t>
-      </w:r>
-      <w:r>
-        <w:rPr>
-          <w:rStyle w:val="SpecialCharTok"/>
-        </w:rPr>
-        <w:t xml:space="preserve">&gt;</w:t>
+        <w:t xml:space="preserve">element_text</w:t>
+      </w:r>
+      <w:r>
+        <w:rPr>
+          <w:rStyle w:val="NormalTok"/>
+        </w:rPr>
+        <w:t xml:space="preserve">(</w:t>
+      </w:r>
+      <w:r>
+        <w:rPr>
+          <w:rStyle w:val="AttributeTok"/>
+        </w:rPr>
+        <w:t xml:space="preserve">size =</w:t>
       </w:r>
       <w:r>
         <w:rPr>
@@ -848,271 +505,13 @@
         <w:rPr>
           <w:rStyle w:val="DecValTok"/>
         </w:rPr>
-        <w:t xml:space="preserve">0</w:t>
-      </w:r>
-      <w:r>
-        <w:rPr>
-          <w:rStyle w:val="NormalTok"/>
-        </w:rPr>
-        <w:t xml:space="preserve">) {</w:t>
-      </w:r>
-      <w:r>
-        <w:br/>
-      </w:r>
-      <w:r>
-        <w:rPr>
-          <w:rStyle w:val="NormalTok"/>
-        </w:rPr>
-        <w:t xml:space="preserve">  fit_loss</w:t>
-      </w:r>
-      <w:r>
-        <w:rPr>
-          <w:rStyle w:val="SpecialCharTok"/>
-        </w:rPr>
-        <w:t xml:space="preserve">$</w:t>
-      </w:r>
-      <w:r>
-        <w:rPr>
-          <w:rStyle w:val="NormalTok"/>
-        </w:rPr>
-        <w:t xml:space="preserve">val_loss </w:t>
-      </w:r>
-      <w:r>
-        <w:rPr>
-          <w:rStyle w:val="OtherTok"/>
-        </w:rPr>
-        <w:t xml:space="preserve">&lt;-</w:t>
-      </w:r>
-      <w:r>
-        <w:rPr>
-          <w:rStyle w:val="NormalTok"/>
-        </w:rPr>
-        <w:t xml:space="preserve"> model</w:t>
-      </w:r>
-      <w:r>
-        <w:rPr>
-          <w:rStyle w:val="SpecialCharTok"/>
-        </w:rPr>
-        <w:t xml:space="preserve">$</w:t>
-      </w:r>
-      <w:r>
-        <w:rPr>
-          <w:rStyle w:val="NormalTok"/>
-        </w:rPr>
-        <w:t xml:space="preserve">val_loss_hist</w:t>
-      </w:r>
-      <w:r>
-        <w:br/>
-      </w:r>
-      <w:r>
-        <w:rPr>
-          <w:rStyle w:val="NormalTok"/>
-        </w:rPr>
-        <w:t xml:space="preserve">}</w:t>
-      </w:r>
-      <w:r>
-        <w:br/>
-      </w:r>
-      <w:r>
-        <w:br/>
-      </w:r>
-      <w:r>
-        <w:rPr>
-          <w:rStyle w:val="NormalTok"/>
-        </w:rPr>
-        <w:t xml:space="preserve">colors </w:t>
-      </w:r>
-      <w:r>
-        <w:rPr>
-          <w:rStyle w:val="OtherTok"/>
-        </w:rPr>
-        <w:t xml:space="preserve">&lt;-</w:t>
-      </w:r>
-      <w:r>
-        <w:rPr>
-          <w:rStyle w:val="NormalTok"/>
-        </w:rPr>
-        <w:t xml:space="preserve"> </w:t>
-      </w:r>
-      <w:r>
-        <w:rPr>
-          <w:rStyle w:val="ControlFlowTok"/>
-        </w:rPr>
-        <w:t xml:space="preserve">if</w:t>
-      </w:r>
-      <w:r>
-        <w:rPr>
-          <w:rStyle w:val="NormalTok"/>
-        </w:rPr>
-        <w:t xml:space="preserve"> (</w:t>
-      </w:r>
-      <w:r>
-        <w:rPr>
-          <w:rStyle w:val="StringTok"/>
-        </w:rPr>
-        <w:t xml:space="preserve">"val_loss"</w:t>
-      </w:r>
-      <w:r>
-        <w:rPr>
-          <w:rStyle w:val="NormalTok"/>
-        </w:rPr>
-        <w:t xml:space="preserve"> </w:t>
-      </w:r>
-      <w:r>
-        <w:rPr>
-          <w:rStyle w:val="SpecialCharTok"/>
-        </w:rPr>
-        <w:t xml:space="preserve">%in%</w:t>
-      </w:r>
-      <w:r>
-        <w:rPr>
-          <w:rStyle w:val="NormalTok"/>
-        </w:rPr>
-        <w:t xml:space="preserve"> </w:t>
-      </w:r>
-      <w:r>
-        <w:rPr>
-          <w:rStyle w:val="FunctionTok"/>
-        </w:rPr>
-        <w:t xml:space="preserve">names</w:t>
-      </w:r>
-      <w:r>
-        <w:rPr>
-          <w:rStyle w:val="NormalTok"/>
-        </w:rPr>
-        <w:t xml:space="preserve">(fit_loss)) </w:t>
-      </w:r>
-      <w:r>
-        <w:rPr>
-          <w:rStyle w:val="FunctionTok"/>
-        </w:rPr>
-        <w:t xml:space="preserve">c</w:t>
-      </w:r>
-      <w:r>
-        <w:rPr>
-          <w:rStyle w:val="NormalTok"/>
-        </w:rPr>
-        <w:t xml:space="preserve">(</w:t>
-      </w:r>
-      <w:r>
-        <w:rPr>
-          <w:rStyle w:val="StringTok"/>
-        </w:rPr>
-        <w:t xml:space="preserve">"Blue"</w:t>
-      </w:r>
-      <w:r>
-        <w:rPr>
-          <w:rStyle w:val="NormalTok"/>
-        </w:rPr>
-        <w:t xml:space="preserve">, </w:t>
-      </w:r>
-      <w:r>
-        <w:rPr>
-          <w:rStyle w:val="StringTok"/>
-        </w:rPr>
-        <w:t xml:space="preserve">"Orange"</w:t>
-      </w:r>
-      <w:r>
-        <w:rPr>
-          <w:rStyle w:val="NormalTok"/>
-        </w:rPr>
-        <w:t xml:space="preserve">) </w:t>
-      </w:r>
-      <w:r>
-        <w:rPr>
-          <w:rStyle w:val="ControlFlowTok"/>
-        </w:rPr>
-        <w:t xml:space="preserve">else</w:t>
-      </w:r>
-      <w:r>
-        <w:rPr>
-          <w:rStyle w:val="NormalTok"/>
-        </w:rPr>
-        <w:t xml:space="preserve"> </w:t>
-      </w:r>
-      <w:r>
-        <w:rPr>
-          <w:rStyle w:val="FunctionTok"/>
-        </w:rPr>
-        <w:t xml:space="preserve">c</w:t>
-      </w:r>
-      <w:r>
-        <w:rPr>
-          <w:rStyle w:val="NormalTok"/>
-        </w:rPr>
-        <w:t xml:space="preserve">(</w:t>
-      </w:r>
-      <w:r>
-        <w:rPr>
-          <w:rStyle w:val="StringTok"/>
-        </w:rPr>
-        <w:t xml:space="preserve">"Blue"</w:t>
-      </w:r>
-      <w:r>
-        <w:rPr>
-          <w:rStyle w:val="NormalTok"/>
-        </w:rPr>
-        <w:t xml:space="preserve">)</w:t>
-      </w:r>
-      <w:r>
-        <w:br/>
-      </w:r>
-      <w:r>
-        <w:rPr>
-          <w:rStyle w:val="NormalTok"/>
-        </w:rPr>
-        <w:t xml:space="preserve">grf </w:t>
-      </w:r>
-      <w:r>
-        <w:rPr>
-          <w:rStyle w:val="OtherTok"/>
-        </w:rPr>
-        <w:t xml:space="preserve">&lt;-</w:t>
-      </w:r>
-      <w:r>
-        <w:rPr>
-          <w:rStyle w:val="NormalTok"/>
-        </w:rPr>
-        <w:t xml:space="preserve"> </w:t>
-      </w:r>
-      <w:r>
-        <w:rPr>
-          <w:rStyle w:val="FunctionTok"/>
-        </w:rPr>
-        <w:t xml:space="preserve">plot_series</w:t>
-      </w:r>
-      <w:r>
-        <w:rPr>
-          <w:rStyle w:val="NormalTok"/>
-        </w:rPr>
-        <w:t xml:space="preserve">(fit_loss, </w:t>
-      </w:r>
-      <w:r>
-        <w:rPr>
-          <w:rStyle w:val="AttributeTok"/>
-        </w:rPr>
-        <w:t xml:space="preserve">colors =</w:t>
-      </w:r>
-      <w:r>
-        <w:rPr>
-          <w:rStyle w:val="NormalTok"/>
-        </w:rPr>
-        <w:t xml:space="preserve"> colors)</w:t>
-      </w:r>
-      <w:r>
-        <w:br/>
-      </w:r>
-      <w:r>
-        <w:rPr>
-          <w:rStyle w:val="FunctionTok"/>
-        </w:rPr>
-        <w:t xml:space="preserve">plot</w:t>
-      </w:r>
-      <w:r>
-        <w:rPr>
-          <w:rStyle w:val="NormalTok"/>
-        </w:rPr>
-        <w:t xml:space="preserve">(grf)</w:t>
+        <w:t xml:space="preserve">16</w:t>
+      </w:r>
+      <w:r>
+        <w:rPr>
+          <w:rStyle w:val="NormalTok"/>
+        </w:rPr>
+        <w:t xml:space="preserve">))</w:t>
       </w:r>
     </w:p>
     <w:p>
@@ -1129,7 +528,7 @@
               <a:graphicData uri="http://schemas.openxmlformats.org/drawingml/2006/picture">
                 <pic:pic>
                   <pic:nvPicPr>
-                    <pic:cNvPr descr="C:\Git\dal\daltoolboxdp\examples\timeseries\doc\ts_conv1d_files/6855cc2afd89613379b1f0e518658cb2b819c492.png" id="11" name="Picture"/>
+                    <pic:cNvPr descr="C:\Git\dal\daltoolboxdp\examples\timeseries\doc\ts_conv1d_files/716a4d1e457f97618aa46ca41f6f38e17df76816.png" id="11" name="Picture"/>
                     <pic:cNvPicPr>
                       <a:picLocks noChangeArrowheads="1" noChangeAspect="1"/>
                     </pic:cNvPicPr>
@@ -1164,85 +563,10 @@
     </w:p>
     <w:p>
       <w:pPr>
-        <w:pStyle w:val="SourceCode"/>
-      </w:pPr>
-      <w:r>
-        <w:rPr>
-          <w:rStyle w:val="CommentTok"/>
-        </w:rPr>
-        <w:t xml:space="preserve"># One-step-ahead prediction on the test windows</w:t>
-      </w:r>
-      <w:r>
-        <w:br/>
-      </w:r>
-      <w:r>
-        <w:rPr>
-          <w:rStyle w:val="NormalTok"/>
-        </w:rPr>
-        <w:t xml:space="preserve">prediction </w:t>
-      </w:r>
-      <w:r>
-        <w:rPr>
-          <w:rStyle w:val="OtherTok"/>
-        </w:rPr>
-        <w:t xml:space="preserve">&lt;-</w:t>
-      </w:r>
-      <w:r>
-        <w:rPr>
-          <w:rStyle w:val="NormalTok"/>
-        </w:rPr>
-        <w:t xml:space="preserve"> </w:t>
-      </w:r>
-      <w:r>
-        <w:rPr>
-          <w:rStyle w:val="FunctionTok"/>
-        </w:rPr>
-        <w:t xml:space="preserve">predict</w:t>
-      </w:r>
-      <w:r>
-        <w:rPr>
-          <w:rStyle w:val="NormalTok"/>
-        </w:rPr>
-        <w:t xml:space="preserve">(model, test[, </w:t>
-      </w:r>
-      <w:r>
-        <w:rPr>
-          <w:rStyle w:val="DecValTok"/>
-        </w:rPr>
-        <w:t xml:space="preserve">1</w:t>
-      </w:r>
-      <w:r>
-        <w:rPr>
-          <w:rStyle w:val="SpecialCharTok"/>
-        </w:rPr>
-        <w:t xml:space="preserve">:</w:t>
-      </w:r>
-      <w:r>
-        <w:rPr>
-          <w:rStyle w:val="DecValTok"/>
-        </w:rPr>
-        <w:t xml:space="preserve">4</w:t>
-      </w:r>
-      <w:r>
-        <w:rPr>
-          <w:rStyle w:val="NormalTok"/>
-        </w:rPr>
-        <w:t xml:space="preserve">])</w:t>
-      </w:r>
-      <w:r>
-        <w:br/>
-      </w:r>
-      <w:r>
-        <w:rPr>
-          <w:rStyle w:val="FunctionTok"/>
-        </w:rPr>
-        <w:t xml:space="preserve">print</w:t>
-      </w:r>
-      <w:r>
-        <w:rPr>
-          <w:rStyle w:val="NormalTok"/>
-        </w:rPr>
-        <w:t xml:space="preserve">(prediction)</w:t>
+        <w:pStyle w:val="BodyText"/>
+      </w:pPr>
+      <w:r>
+        <w:t xml:space="preserve">We now preserve the time order, split the data into train and test partitions, and project the windows into inputs and targets.</w:t>
       </w:r>
     </w:p>
     <w:p>
@@ -1251,9 +575,159 @@
       </w:pPr>
       <w:r>
         <w:rPr>
-          <w:rStyle w:val="VerbatimChar"/>
-        </w:rPr>
-        <w:t xml:space="preserve">## [1]  0.41001562  0.16947048 -0.07644035 -0.31325250 -0.55243968</w:t>
+          <w:rStyle w:val="CommentTok"/>
+        </w:rPr>
+        <w:t xml:space="preserve"># Train-test split and projection (X, y)</w:t>
+      </w:r>
+      <w:r>
+        <w:br/>
+      </w:r>
+      <w:r>
+        <w:br/>
+      </w:r>
+      <w:r>
+        <w:rPr>
+          <w:rStyle w:val="NormalTok"/>
+        </w:rPr>
+        <w:t xml:space="preserve">samp </w:t>
+      </w:r>
+      <w:r>
+        <w:rPr>
+          <w:rStyle w:val="OtherTok"/>
+        </w:rPr>
+        <w:t xml:space="preserve">&lt;-</w:t>
+      </w:r>
+      <w:r>
+        <w:rPr>
+          <w:rStyle w:val="NormalTok"/>
+        </w:rPr>
+        <w:t xml:space="preserve"> </w:t>
+      </w:r>
+      <w:r>
+        <w:rPr>
+          <w:rStyle w:val="FunctionTok"/>
+        </w:rPr>
+        <w:t xml:space="preserve">ts_sample</w:t>
+      </w:r>
+      <w:r>
+        <w:rPr>
+          <w:rStyle w:val="NormalTok"/>
+        </w:rPr>
+        <w:t xml:space="preserve">(ts, </w:t>
+      </w:r>
+      <w:r>
+        <w:rPr>
+          <w:rStyle w:val="AttributeTok"/>
+        </w:rPr>
+        <w:t xml:space="preserve">test_size =</w:t>
+      </w:r>
+      <w:r>
+        <w:rPr>
+          <w:rStyle w:val="NormalTok"/>
+        </w:rPr>
+        <w:t xml:space="preserve"> </w:t>
+      </w:r>
+      <w:r>
+        <w:rPr>
+          <w:rStyle w:val="DecValTok"/>
+        </w:rPr>
+        <w:t xml:space="preserve">5</w:t>
+      </w:r>
+      <w:r>
+        <w:rPr>
+          <w:rStyle w:val="NormalTok"/>
+        </w:rPr>
+        <w:t xml:space="preserve">)</w:t>
+      </w:r>
+      <w:r>
+        <w:br/>
+      </w:r>
+      <w:r>
+        <w:rPr>
+          <w:rStyle w:val="NormalTok"/>
+        </w:rPr>
+        <w:t xml:space="preserve">io_train </w:t>
+      </w:r>
+      <w:r>
+        <w:rPr>
+          <w:rStyle w:val="OtherTok"/>
+        </w:rPr>
+        <w:t xml:space="preserve">&lt;-</w:t>
+      </w:r>
+      <w:r>
+        <w:rPr>
+          <w:rStyle w:val="NormalTok"/>
+        </w:rPr>
+        <w:t xml:space="preserve"> </w:t>
+      </w:r>
+      <w:r>
+        <w:rPr>
+          <w:rStyle w:val="FunctionTok"/>
+        </w:rPr>
+        <w:t xml:space="preserve">ts_projection</w:t>
+      </w:r>
+      <w:r>
+        <w:rPr>
+          <w:rStyle w:val="NormalTok"/>
+        </w:rPr>
+        <w:t xml:space="preserve">(samp</w:t>
+      </w:r>
+      <w:r>
+        <w:rPr>
+          <w:rStyle w:val="SpecialCharTok"/>
+        </w:rPr>
+        <w:t xml:space="preserve">$</w:t>
+      </w:r>
+      <w:r>
+        <w:rPr>
+          <w:rStyle w:val="NormalTok"/>
+        </w:rPr>
+        <w:t xml:space="preserve">train)</w:t>
+      </w:r>
+      <w:r>
+        <w:br/>
+      </w:r>
+      <w:r>
+        <w:rPr>
+          <w:rStyle w:val="NormalTok"/>
+        </w:rPr>
+        <w:t xml:space="preserve">io_test </w:t>
+      </w:r>
+      <w:r>
+        <w:rPr>
+          <w:rStyle w:val="OtherTok"/>
+        </w:rPr>
+        <w:t xml:space="preserve">&lt;-</w:t>
+      </w:r>
+      <w:r>
+        <w:rPr>
+          <w:rStyle w:val="NormalTok"/>
+        </w:rPr>
+        <w:t xml:space="preserve"> </w:t>
+      </w:r>
+      <w:r>
+        <w:rPr>
+          <w:rStyle w:val="FunctionTok"/>
+        </w:rPr>
+        <w:t xml:space="preserve">ts_projection</w:t>
+      </w:r>
+      <w:r>
+        <w:rPr>
+          <w:rStyle w:val="NormalTok"/>
+        </w:rPr>
+        <w:t xml:space="preserve">(samp</w:t>
+      </w:r>
+      <w:r>
+        <w:rPr>
+          <w:rStyle w:val="SpecialCharTok"/>
+        </w:rPr>
+        <w:t xml:space="preserve">$</w:t>
+      </w:r>
+      <w:r>
+        <w:rPr>
+          <w:rStyle w:val="NormalTok"/>
+        </w:rPr>
+        <w:t xml:space="preserve">test)</w:t>
       </w:r>
     </w:p>
     <w:p>
@@ -1261,111 +735,1911 @@
         <w:pStyle w:val="FirstParagraph"/>
       </w:pPr>
       <w:r>
-        <w:t xml:space="preserve">Notes</w:t>
-      </w:r>
-      <w:r>
-        <w:t xml:space="preserve"> </w:t>
-      </w:r>
-      <w:r>
-        <w:t xml:space="preserve">- The default configuration is</w:t>
-      </w:r>
-      <w:r>
-        <w:t xml:space="preserve"> </w:t>
-      </w:r>
-      <w:r>
-        <w:rPr>
-          <w:rStyle w:val="VerbatimChar"/>
-        </w:rPr>
-        <w:t xml:space="preserve">validation_strategy = "static"</w:t>
-      </w:r>
-      <w:r>
-        <w:t xml:space="preserve"> </w:t>
-      </w:r>
-      <w:r>
-        <w:t xml:space="preserve">and</w:t>
-      </w:r>
-      <w:r>
-        <w:t xml:space="preserve"> </w:t>
-      </w:r>
-      <w:r>
-        <w:rPr>
-          <w:rStyle w:val="VerbatimChar"/>
-        </w:rPr>
-        <w:t xml:space="preserve">stopping_rule = "none"</w:t>
-      </w:r>
-      <w:r>
-        <w:t xml:space="preserve">, so only the training curve is shown.</w:t>
-      </w:r>
-      <w:r>
-        <w:t xml:space="preserve"> </w:t>
-      </w:r>
-      <w:r>
-        <w:t xml:space="preserve">- To include validation loss, choose an early-stopping rule such as</w:t>
-      </w:r>
-      <w:r>
-        <w:t xml:space="preserve"> </w:t>
-      </w:r>
-      <w:r>
-        <w:rPr>
-          <w:rStyle w:val="VerbatimChar"/>
-        </w:rPr>
-        <w:t xml:space="preserve">"patience"</w:t>
-      </w:r>
-      <w:r>
-        <w:t xml:space="preserve">,</w:t>
-      </w:r>
-      <w:r>
-        <w:t xml:space="preserve"> </w:t>
-      </w:r>
-      <w:r>
-        <w:rPr>
-          <w:rStyle w:val="VerbatimChar"/>
-        </w:rPr>
-        <w:t xml:space="preserve">"sma"</w:t>
-      </w:r>
-      <w:r>
-        <w:t xml:space="preserve">,</w:t>
-      </w:r>
-      <w:r>
-        <w:t xml:space="preserve"> </w:t>
-      </w:r>
-      <w:r>
-        <w:rPr>
-          <w:rStyle w:val="VerbatimChar"/>
-        </w:rPr>
-        <w:t xml:space="preserve">"ema"</w:t>
-      </w:r>
-      <w:r>
-        <w:t xml:space="preserve">, or</w:t>
-      </w:r>
-      <w:r>
-        <w:t xml:space="preserve"> </w:t>
-      </w:r>
-      <w:r>
-        <w:rPr>
-          <w:rStyle w:val="VerbatimChar"/>
-        </w:rPr>
-        <w:t xml:space="preserve">"h"</w:t>
-      </w:r>
-      <w:r>
-        <w:t xml:space="preserve">.</w:t>
+        <w:t xml:space="preserve">This step trains the Conv1D model.</w:t>
       </w:r>
     </w:p>
     <w:p>
       <w:pPr>
+        <w:pStyle w:val="SourceCode"/>
+      </w:pPr>
+      <w:r>
+        <w:rPr>
+          <w:rStyle w:val="CommentTok"/>
+        </w:rPr>
+        <w:t xml:space="preserve"># Training the Conv1D model</w:t>
+      </w:r>
+      <w:r>
+        <w:br/>
+      </w:r>
+      <w:r>
+        <w:br/>
+      </w:r>
+      <w:r>
+        <w:rPr>
+          <w:rStyle w:val="NormalTok"/>
+        </w:rPr>
+        <w:t xml:space="preserve">model </w:t>
+      </w:r>
+      <w:r>
+        <w:rPr>
+          <w:rStyle w:val="OtherTok"/>
+        </w:rPr>
+        <w:t xml:space="preserve">&lt;-</w:t>
+      </w:r>
+      <w:r>
+        <w:rPr>
+          <w:rStyle w:val="NormalTok"/>
+        </w:rPr>
+        <w:t xml:space="preserve"> </w:t>
+      </w:r>
+      <w:r>
+        <w:rPr>
+          <w:rStyle w:val="FunctionTok"/>
+        </w:rPr>
+        <w:t xml:space="preserve">ts_conv1d</w:t>
+      </w:r>
+      <w:r>
+        <w:rPr>
+          <w:rStyle w:val="NormalTok"/>
+        </w:rPr>
+        <w:t xml:space="preserve">(</w:t>
+      </w:r>
+      <w:r>
+        <w:rPr>
+          <w:rStyle w:val="FunctionTok"/>
+        </w:rPr>
+        <w:t xml:space="preserve">ts_norm_gminmax</w:t>
+      </w:r>
+      <w:r>
+        <w:rPr>
+          <w:rStyle w:val="NormalTok"/>
+        </w:rPr>
+        <w:t xml:space="preserve">(), </w:t>
+      </w:r>
+      <w:r>
+        <w:rPr>
+          <w:rStyle w:val="AttributeTok"/>
+        </w:rPr>
+        <w:t xml:space="preserve">input_size =</w:t>
+      </w:r>
+      <w:r>
+        <w:rPr>
+          <w:rStyle w:val="NormalTok"/>
+        </w:rPr>
+        <w:t xml:space="preserve"> </w:t>
+      </w:r>
+      <w:r>
+        <w:rPr>
+          <w:rStyle w:val="DecValTok"/>
+        </w:rPr>
+        <w:t xml:space="preserve">4</w:t>
+      </w:r>
+      <w:r>
+        <w:rPr>
+          <w:rStyle w:val="NormalTok"/>
+        </w:rPr>
+        <w:t xml:space="preserve">, </w:t>
+      </w:r>
+      <w:r>
+        <w:rPr>
+          <w:rStyle w:val="AttributeTok"/>
+        </w:rPr>
+        <w:t xml:space="preserve">epochs =</w:t>
+      </w:r>
+      <w:r>
+        <w:rPr>
+          <w:rStyle w:val="NormalTok"/>
+        </w:rPr>
+        <w:t xml:space="preserve"> </w:t>
+      </w:r>
+      <w:r>
+        <w:rPr>
+          <w:rStyle w:val="DecValTok"/>
+        </w:rPr>
+        <w:t xml:space="preserve">100</w:t>
+      </w:r>
+      <w:r>
+        <w:rPr>
+          <w:rStyle w:val="NormalTok"/>
+        </w:rPr>
+        <w:t xml:space="preserve">)</w:t>
+      </w:r>
+      <w:r>
+        <w:br/>
+      </w:r>
+      <w:r>
+        <w:rPr>
+          <w:rStyle w:val="NormalTok"/>
+        </w:rPr>
+        <w:t xml:space="preserve">model </w:t>
+      </w:r>
+      <w:r>
+        <w:rPr>
+          <w:rStyle w:val="OtherTok"/>
+        </w:rPr>
+        <w:t xml:space="preserve">&lt;-</w:t>
+      </w:r>
+      <w:r>
+        <w:rPr>
+          <w:rStyle w:val="NormalTok"/>
+        </w:rPr>
+        <w:t xml:space="preserve"> </w:t>
+      </w:r>
+      <w:r>
+        <w:rPr>
+          <w:rStyle w:val="FunctionTok"/>
+        </w:rPr>
+        <w:t xml:space="preserve">fit</w:t>
+      </w:r>
+      <w:r>
+        <w:rPr>
+          <w:rStyle w:val="NormalTok"/>
+        </w:rPr>
+        <w:t xml:space="preserve">(model, </w:t>
+      </w:r>
+      <w:r>
+        <w:rPr>
+          <w:rStyle w:val="AttributeTok"/>
+        </w:rPr>
+        <w:t xml:space="preserve">x =</w:t>
+      </w:r>
+      <w:r>
+        <w:rPr>
+          <w:rStyle w:val="NormalTok"/>
+        </w:rPr>
+        <w:t xml:space="preserve"> io_train</w:t>
+      </w:r>
+      <w:r>
+        <w:rPr>
+          <w:rStyle w:val="SpecialCharTok"/>
+        </w:rPr>
+        <w:t xml:space="preserve">$</w:t>
+      </w:r>
+      <w:r>
+        <w:rPr>
+          <w:rStyle w:val="NormalTok"/>
+        </w:rPr>
+        <w:t xml:space="preserve">input, </w:t>
+      </w:r>
+      <w:r>
+        <w:rPr>
+          <w:rStyle w:val="AttributeTok"/>
+        </w:rPr>
+        <w:t xml:space="preserve">y =</w:t>
+      </w:r>
+      <w:r>
+        <w:rPr>
+          <w:rStyle w:val="NormalTok"/>
+        </w:rPr>
+        <w:t xml:space="preserve"> io_train</w:t>
+      </w:r>
+      <w:r>
+        <w:rPr>
+          <w:rStyle w:val="SpecialCharTok"/>
+        </w:rPr>
+        <w:t xml:space="preserve">$</w:t>
+      </w:r>
+      <w:r>
+        <w:rPr>
+          <w:rStyle w:val="NormalTok"/>
+        </w:rPr>
+        <w:t xml:space="preserve">output)</w:t>
+      </w:r>
+    </w:p>
+    <w:p>
+      <w:pPr>
+        <w:pStyle w:val="FirstParagraph"/>
+      </w:pPr>
+      <w:r>
+        <w:t xml:space="preserve">Constructor configuration</w:t>
+      </w:r>
+      <w:r>
+        <w:t xml:space="preserve"> </w:t>
+      </w:r>
+      <w:r>
+        <w:t xml:space="preserve">- Fixed-epoch baseline: keep</w:t>
+      </w:r>
+      <w:r>
+        <w:t xml:space="preserve"> </w:t>
+      </w:r>
+      <w:r>
+        <w:rPr>
+          <w:rStyle w:val="VerbatimChar"/>
+        </w:rPr>
+        <w:t xml:space="preserve">epochs = 100</w:t>
+      </w:r>
+      <w:r>
+        <w:t xml:space="preserve">,</w:t>
+      </w:r>
+      <w:r>
+        <w:t xml:space="preserve"> </w:t>
+      </w:r>
+      <w:r>
+        <w:rPr>
+          <w:rStyle w:val="VerbatimChar"/>
+        </w:rPr>
+        <w:t xml:space="preserve">validation_strategy = "static"</w:t>
+      </w:r>
+      <w:r>
+        <w:t xml:space="preserve">, and</w:t>
+      </w:r>
+      <w:r>
+        <w:t xml:space="preserve"> </w:t>
+      </w:r>
+      <w:r>
+        <w:rPr>
+          <w:rStyle w:val="VerbatimChar"/>
+        </w:rPr>
+        <w:t xml:space="preserve">stopping_rule = "none"</w:t>
+      </w:r>
+      <w:r>
+        <w:t xml:space="preserve">.</w:t>
+      </w:r>
+      <w:r>
+        <w:t xml:space="preserve"> </w:t>
+      </w:r>
+      <w:r>
+        <w:t xml:space="preserve">- Static early stopping: keep</w:t>
+      </w:r>
+      <w:r>
+        <w:t xml:space="preserve"> </w:t>
+      </w:r>
+      <w:r>
+        <w:rPr>
+          <w:rStyle w:val="VerbatimChar"/>
+        </w:rPr>
+        <w:t xml:space="preserve">validation_strategy = "static"</w:t>
+      </w:r>
+      <w:r>
+        <w:t xml:space="preserve"> </w:t>
+      </w:r>
+      <w:r>
+        <w:t xml:space="preserve">and choose</w:t>
+      </w:r>
+      <w:r>
+        <w:t xml:space="preserve"> </w:t>
+      </w:r>
+      <w:r>
+        <w:rPr>
+          <w:rStyle w:val="VerbatimChar"/>
+        </w:rPr>
+        <w:t xml:space="preserve">stopping_rule = "patience"</w:t>
+      </w:r>
+      <w:r>
+        <w:t xml:space="preserve">,</w:t>
+      </w:r>
+      <w:r>
+        <w:t xml:space="preserve"> </w:t>
+      </w:r>
+      <w:r>
+        <w:rPr>
+          <w:rStyle w:val="VerbatimChar"/>
+        </w:rPr>
+        <w:t xml:space="preserve">"sma"</w:t>
+      </w:r>
+      <w:r>
+        <w:t xml:space="preserve">,</w:t>
+      </w:r>
+      <w:r>
+        <w:t xml:space="preserve"> </w:t>
+      </w:r>
+      <w:r>
+        <w:rPr>
+          <w:rStyle w:val="VerbatimChar"/>
+        </w:rPr>
+        <w:t xml:space="preserve">"ema"</w:t>
+      </w:r>
+      <w:r>
+        <w:t xml:space="preserve">, or</w:t>
+      </w:r>
+      <w:r>
+        <w:t xml:space="preserve"> </w:t>
+      </w:r>
+      <w:r>
+        <w:rPr>
+          <w:rStyle w:val="VerbatimChar"/>
+        </w:rPr>
+        <w:t xml:space="preserve">"h"</w:t>
+      </w:r>
+      <w:r>
+        <w:t xml:space="preserve">.</w:t>
+      </w:r>
+      <w:r>
+        <w:t xml:space="preserve"> </w:t>
+      </w:r>
+      <w:r>
+        <w:t xml:space="preserve">- Dynamic early stopping: switch</w:t>
+      </w:r>
+      <w:r>
+        <w:t xml:space="preserve"> </w:t>
+      </w:r>
+      <w:r>
+        <w:rPr>
+          <w:rStyle w:val="VerbatimChar"/>
+        </w:rPr>
+        <w:t xml:space="preserve">validation_strategy = "dynamic"</w:t>
+      </w:r>
+      <w:r>
+        <w:t xml:space="preserve"> </w:t>
+      </w:r>
+      <w:r>
+        <w:t xml:space="preserve">and reuse the same stopping rules.</w:t>
+      </w:r>
+      <w:r>
+        <w:t xml:space="preserve"> </w:t>
+      </w:r>
+      <w:r>
+        <w:t xml:space="preserve">- The final curve plot always shows</w:t>
+      </w:r>
+      <w:r>
+        <w:t xml:space="preserve"> </w:t>
+      </w:r>
+      <w:r>
+        <w:rPr>
+          <w:rStyle w:val="VerbatimChar"/>
+        </w:rPr>
+        <w:t xml:space="preserve">train_loss_hist</w:t>
+      </w:r>
+      <w:r>
+        <w:t xml:space="preserve">; it adds</w:t>
+      </w:r>
+      <w:r>
+        <w:t xml:space="preserve"> </w:t>
+      </w:r>
+      <w:r>
+        <w:rPr>
+          <w:rStyle w:val="VerbatimChar"/>
+        </w:rPr>
+        <w:t xml:space="preserve">val_loss_hist</w:t>
+      </w:r>
+      <w:r>
+        <w:t xml:space="preserve"> </w:t>
+      </w:r>
+      <w:r>
+        <w:t xml:space="preserve">when validation is active.</w:t>
+      </w:r>
+    </w:p>
+    <w:p>
+      <w:pPr>
         <w:pStyle w:val="BodyText"/>
       </w:pPr>
       <w:r>
+        <w:t xml:space="preserve">We first evaluate the in-sample fit so the model adjustment can be compared with the later forecast.</w:t>
+      </w:r>
+    </w:p>
+    <w:p>
+      <w:pPr>
+        <w:pStyle w:val="SourceCode"/>
+      </w:pPr>
+      <w:r>
+        <w:rPr>
+          <w:rStyle w:val="CommentTok"/>
+        </w:rPr>
+        <w:t xml:space="preserve"># Fit evaluation (train)</w:t>
+      </w:r>
+      <w:r>
+        <w:br/>
+      </w:r>
+      <w:r>
+        <w:br/>
+      </w:r>
+      <w:r>
+        <w:rPr>
+          <w:rStyle w:val="NormalTok"/>
+        </w:rPr>
+        <w:t xml:space="preserve">adjust </w:t>
+      </w:r>
+      <w:r>
+        <w:rPr>
+          <w:rStyle w:val="OtherTok"/>
+        </w:rPr>
+        <w:t xml:space="preserve">&lt;-</w:t>
+      </w:r>
+      <w:r>
+        <w:rPr>
+          <w:rStyle w:val="NormalTok"/>
+        </w:rPr>
+        <w:t xml:space="preserve"> </w:t>
+      </w:r>
+      <w:r>
+        <w:rPr>
+          <w:rStyle w:val="FunctionTok"/>
+        </w:rPr>
+        <w:t xml:space="preserve">predict</w:t>
+      </w:r>
+      <w:r>
+        <w:rPr>
+          <w:rStyle w:val="NormalTok"/>
+        </w:rPr>
+        <w:t xml:space="preserve">(model, io_train</w:t>
+      </w:r>
+      <w:r>
+        <w:rPr>
+          <w:rStyle w:val="SpecialCharTok"/>
+        </w:rPr>
+        <w:t xml:space="preserve">$</w:t>
+      </w:r>
+      <w:r>
+        <w:rPr>
+          <w:rStyle w:val="NormalTok"/>
+        </w:rPr>
+        <w:t xml:space="preserve">input)</w:t>
+      </w:r>
+      <w:r>
+        <w:br/>
+      </w:r>
+      <w:r>
+        <w:rPr>
+          <w:rStyle w:val="NormalTok"/>
+        </w:rPr>
+        <w:t xml:space="preserve">adjust </w:t>
+      </w:r>
+      <w:r>
+        <w:rPr>
+          <w:rStyle w:val="OtherTok"/>
+        </w:rPr>
+        <w:t xml:space="preserve">&lt;-</w:t>
+      </w:r>
+      <w:r>
+        <w:rPr>
+          <w:rStyle w:val="NormalTok"/>
+        </w:rPr>
+        <w:t xml:space="preserve"> </w:t>
+      </w:r>
+      <w:r>
+        <w:rPr>
+          <w:rStyle w:val="FunctionTok"/>
+        </w:rPr>
+        <w:t xml:space="preserve">as.vector</w:t>
+      </w:r>
+      <w:r>
+        <w:rPr>
+          <w:rStyle w:val="NormalTok"/>
+        </w:rPr>
+        <w:t xml:space="preserve">(adjust)</w:t>
+      </w:r>
+      <w:r>
+        <w:br/>
+      </w:r>
+      <w:r>
+        <w:rPr>
+          <w:rStyle w:val="NormalTok"/>
+        </w:rPr>
+        <w:t xml:space="preserve">output </w:t>
+      </w:r>
+      <w:r>
+        <w:rPr>
+          <w:rStyle w:val="OtherTok"/>
+        </w:rPr>
+        <w:t xml:space="preserve">&lt;-</w:t>
+      </w:r>
+      <w:r>
+        <w:rPr>
+          <w:rStyle w:val="NormalTok"/>
+        </w:rPr>
+        <w:t xml:space="preserve"> </w:t>
+      </w:r>
+      <w:r>
+        <w:rPr>
+          <w:rStyle w:val="FunctionTok"/>
+        </w:rPr>
+        <w:t xml:space="preserve">as.vector</w:t>
+      </w:r>
+      <w:r>
+        <w:rPr>
+          <w:rStyle w:val="NormalTok"/>
+        </w:rPr>
+        <w:t xml:space="preserve">(io_train</w:t>
+      </w:r>
+      <w:r>
+        <w:rPr>
+          <w:rStyle w:val="SpecialCharTok"/>
+        </w:rPr>
+        <w:t xml:space="preserve">$</w:t>
+      </w:r>
+      <w:r>
+        <w:rPr>
+          <w:rStyle w:val="NormalTok"/>
+        </w:rPr>
+        <w:t xml:space="preserve">output)</w:t>
+      </w:r>
+      <w:r>
+        <w:br/>
+      </w:r>
+      <w:r>
+        <w:rPr>
+          <w:rStyle w:val="NormalTok"/>
+        </w:rPr>
+        <w:t xml:space="preserve">ev_adjust </w:t>
+      </w:r>
+      <w:r>
+        <w:rPr>
+          <w:rStyle w:val="OtherTok"/>
+        </w:rPr>
+        <w:t xml:space="preserve">&lt;-</w:t>
+      </w:r>
+      <w:r>
+        <w:rPr>
+          <w:rStyle w:val="NormalTok"/>
+        </w:rPr>
+        <w:t xml:space="preserve"> </w:t>
+      </w:r>
+      <w:r>
+        <w:rPr>
+          <w:rStyle w:val="FunctionTok"/>
+        </w:rPr>
+        <w:t xml:space="preserve">evaluate</w:t>
+      </w:r>
+      <w:r>
+        <w:rPr>
+          <w:rStyle w:val="NormalTok"/>
+        </w:rPr>
+        <w:t xml:space="preserve">(model, output, adjust)</w:t>
+      </w:r>
+      <w:r>
+        <w:br/>
+      </w:r>
+      <w:r>
+        <w:rPr>
+          <w:rStyle w:val="NormalTok"/>
+        </w:rPr>
+        <w:t xml:space="preserve">ev_adjust</w:t>
+      </w:r>
+      <w:r>
+        <w:rPr>
+          <w:rStyle w:val="SpecialCharTok"/>
+        </w:rPr>
+        <w:t xml:space="preserve">$</w:t>
+      </w:r>
+      <w:r>
+        <w:rPr>
+          <w:rStyle w:val="NormalTok"/>
+        </w:rPr>
+        <w:t xml:space="preserve">mse</w:t>
+      </w:r>
+    </w:p>
+    <w:p>
+      <w:pPr>
+        <w:pStyle w:val="SourceCode"/>
+      </w:pPr>
+      <w:r>
+        <w:rPr>
+          <w:rStyle w:val="VerbatimChar"/>
+        </w:rPr>
+        <w:t xml:space="preserve">## [1] 0.000462552</w:t>
+      </w:r>
+    </w:p>
+    <w:p>
+      <w:pPr>
+        <w:pStyle w:val="FirstParagraph"/>
+      </w:pPr>
+      <w:r>
+        <w:t xml:space="preserve">We now forecast the test set and compare the predicted values with the observed ones.</w:t>
+      </w:r>
+    </w:p>
+    <w:p>
+      <w:pPr>
+        <w:pStyle w:val="SourceCode"/>
+      </w:pPr>
+      <w:r>
+        <w:rPr>
+          <w:rStyle w:val="CommentTok"/>
+        </w:rPr>
+        <w:t xml:space="preserve"># Forecast on test set</w:t>
+      </w:r>
+      <w:r>
+        <w:br/>
+      </w:r>
+      <w:r>
+        <w:br/>
+      </w:r>
+      <w:r>
+        <w:rPr>
+          <w:rStyle w:val="NormalTok"/>
+        </w:rPr>
+        <w:t xml:space="preserve">prediction </w:t>
+      </w:r>
+      <w:r>
+        <w:rPr>
+          <w:rStyle w:val="OtherTok"/>
+        </w:rPr>
+        <w:t xml:space="preserve">&lt;-</w:t>
+      </w:r>
+      <w:r>
+        <w:rPr>
+          <w:rStyle w:val="NormalTok"/>
+        </w:rPr>
+        <w:t xml:space="preserve"> </w:t>
+      </w:r>
+      <w:r>
+        <w:rPr>
+          <w:rStyle w:val="FunctionTok"/>
+        </w:rPr>
+        <w:t xml:space="preserve">predict</w:t>
+      </w:r>
+      <w:r>
+        <w:rPr>
+          <w:rStyle w:val="NormalTok"/>
+        </w:rPr>
+        <w:t xml:space="preserve">(model, </w:t>
+      </w:r>
+      <w:r>
+        <w:rPr>
+          <w:rStyle w:val="AttributeTok"/>
+        </w:rPr>
+        <w:t xml:space="preserve">x =</w:t>
+      </w:r>
+      <w:r>
+        <w:rPr>
+          <w:rStyle w:val="NormalTok"/>
+        </w:rPr>
+        <w:t xml:space="preserve"> io_test</w:t>
+      </w:r>
+      <w:r>
+        <w:rPr>
+          <w:rStyle w:val="SpecialCharTok"/>
+        </w:rPr>
+        <w:t xml:space="preserve">$</w:t>
+      </w:r>
+      <w:r>
+        <w:rPr>
+          <w:rStyle w:val="NormalTok"/>
+        </w:rPr>
+        <w:t xml:space="preserve">input[</w:t>
+      </w:r>
+      <w:r>
+        <w:rPr>
+          <w:rStyle w:val="DecValTok"/>
+        </w:rPr>
+        <w:t xml:space="preserve">1</w:t>
+      </w:r>
+      <w:r>
+        <w:rPr>
+          <w:rStyle w:val="NormalTok"/>
+        </w:rPr>
+        <w:t xml:space="preserve">, ], </w:t>
+      </w:r>
+      <w:r>
+        <w:rPr>
+          <w:rStyle w:val="AttributeTok"/>
+        </w:rPr>
+        <w:t xml:space="preserve">steps_ahead =</w:t>
+      </w:r>
+      <w:r>
+        <w:rPr>
+          <w:rStyle w:val="NormalTok"/>
+        </w:rPr>
+        <w:t xml:space="preserve"> </w:t>
+      </w:r>
+      <w:r>
+        <w:rPr>
+          <w:rStyle w:val="DecValTok"/>
+        </w:rPr>
+        <w:t xml:space="preserve">5</w:t>
+      </w:r>
+      <w:r>
+        <w:rPr>
+          <w:rStyle w:val="NormalTok"/>
+        </w:rPr>
+        <w:t xml:space="preserve">)</w:t>
+      </w:r>
+      <w:r>
+        <w:br/>
+      </w:r>
+      <w:r>
+        <w:rPr>
+          <w:rStyle w:val="NormalTok"/>
+        </w:rPr>
+        <w:t xml:space="preserve">prediction </w:t>
+      </w:r>
+      <w:r>
+        <w:rPr>
+          <w:rStyle w:val="OtherTok"/>
+        </w:rPr>
+        <w:t xml:space="preserve">&lt;-</w:t>
+      </w:r>
+      <w:r>
+        <w:rPr>
+          <w:rStyle w:val="NormalTok"/>
+        </w:rPr>
+        <w:t xml:space="preserve"> </w:t>
+      </w:r>
+      <w:r>
+        <w:rPr>
+          <w:rStyle w:val="FunctionTok"/>
+        </w:rPr>
+        <w:t xml:space="preserve">as.vector</w:t>
+      </w:r>
+      <w:r>
+        <w:rPr>
+          <w:rStyle w:val="NormalTok"/>
+        </w:rPr>
+        <w:t xml:space="preserve">(prediction)</w:t>
+      </w:r>
+      <w:r>
+        <w:br/>
+      </w:r>
+      <w:r>
+        <w:rPr>
+          <w:rStyle w:val="NormalTok"/>
+        </w:rPr>
+        <w:t xml:space="preserve">output </w:t>
+      </w:r>
+      <w:r>
+        <w:rPr>
+          <w:rStyle w:val="OtherTok"/>
+        </w:rPr>
+        <w:t xml:space="preserve">&lt;-</w:t>
+      </w:r>
+      <w:r>
+        <w:rPr>
+          <w:rStyle w:val="NormalTok"/>
+        </w:rPr>
+        <w:t xml:space="preserve"> </w:t>
+      </w:r>
+      <w:r>
+        <w:rPr>
+          <w:rStyle w:val="FunctionTok"/>
+        </w:rPr>
+        <w:t xml:space="preserve">as.vector</w:t>
+      </w:r>
+      <w:r>
+        <w:rPr>
+          <w:rStyle w:val="NormalTok"/>
+        </w:rPr>
+        <w:t xml:space="preserve">(io_test</w:t>
+      </w:r>
+      <w:r>
+        <w:rPr>
+          <w:rStyle w:val="SpecialCharTok"/>
+        </w:rPr>
+        <w:t xml:space="preserve">$</w:t>
+      </w:r>
+      <w:r>
+        <w:rPr>
+          <w:rStyle w:val="NormalTok"/>
+        </w:rPr>
+        <w:t xml:space="preserve">output)</w:t>
+      </w:r>
+      <w:r>
+        <w:br/>
+      </w:r>
+      <w:r>
+        <w:rPr>
+          <w:rStyle w:val="NormalTok"/>
+        </w:rPr>
+        <w:t xml:space="preserve">ev_test </w:t>
+      </w:r>
+      <w:r>
+        <w:rPr>
+          <w:rStyle w:val="OtherTok"/>
+        </w:rPr>
+        <w:t xml:space="preserve">&lt;-</w:t>
+      </w:r>
+      <w:r>
+        <w:rPr>
+          <w:rStyle w:val="NormalTok"/>
+        </w:rPr>
+        <w:t xml:space="preserve"> </w:t>
+      </w:r>
+      <w:r>
+        <w:rPr>
+          <w:rStyle w:val="FunctionTok"/>
+        </w:rPr>
+        <w:t xml:space="preserve">evaluate</w:t>
+      </w:r>
+      <w:r>
+        <w:rPr>
+          <w:rStyle w:val="NormalTok"/>
+        </w:rPr>
+        <w:t xml:space="preserve">(model, output, prediction)</w:t>
+      </w:r>
+      <w:r>
+        <w:br/>
+      </w:r>
+      <w:r>
+        <w:rPr>
+          <w:rStyle w:val="NormalTok"/>
+        </w:rPr>
+        <w:t xml:space="preserve">ev_test</w:t>
+      </w:r>
+    </w:p>
+    <w:p>
+      <w:pPr>
+        <w:pStyle w:val="SourceCode"/>
+      </w:pPr>
+      <w:r>
+        <w:rPr>
+          <w:rStyle w:val="VerbatimChar"/>
+        </w:rPr>
+        <w:t xml:space="preserve">## $values</w:t>
+      </w:r>
+      <w:r>
+        <w:br/>
+      </w:r>
+      <w:r>
+        <w:rPr>
+          <w:rStyle w:val="VerbatimChar"/>
+        </w:rPr>
+        <w:t xml:space="preserve">## [1]  0.41211849  0.17388949 -0.07515112 -0.31951919 -0.54402111</w:t>
+      </w:r>
+      <w:r>
+        <w:br/>
+      </w:r>
+      <w:r>
+        <w:rPr>
+          <w:rStyle w:val="VerbatimChar"/>
+        </w:rPr>
+        <w:t xml:space="preserve">## </w:t>
+      </w:r>
+      <w:r>
+        <w:br/>
+      </w:r>
+      <w:r>
+        <w:rPr>
+          <w:rStyle w:val="VerbatimChar"/>
+        </w:rPr>
+        <w:t xml:space="preserve">## $prediction</w:t>
+      </w:r>
+      <w:r>
+        <w:br/>
+      </w:r>
+      <w:r>
+        <w:rPr>
+          <w:rStyle w:val="VerbatimChar"/>
+        </w:rPr>
+        <w:t xml:space="preserve">## [1]  0.437850674  0.222576705 -0.005349692 -0.233961274 -0.457113926</w:t>
+      </w:r>
+      <w:r>
+        <w:br/>
+      </w:r>
+      <w:r>
+        <w:rPr>
+          <w:rStyle w:val="VerbatimChar"/>
+        </w:rPr>
+        <w:t xml:space="preserve">## </w:t>
+      </w:r>
+      <w:r>
+        <w:br/>
+      </w:r>
+      <w:r>
+        <w:rPr>
+          <w:rStyle w:val="VerbatimChar"/>
+        </w:rPr>
+        <w:t xml:space="preserve">## $smape</w:t>
+      </w:r>
+      <w:r>
+        <w:br/>
+      </w:r>
+      <w:r>
+        <w:rPr>
+          <w:rStyle w:val="VerbatimChar"/>
+        </w:rPr>
+        <w:t xml:space="preserve">## [1] 0.5046229</w:t>
+      </w:r>
+      <w:r>
+        <w:br/>
+      </w:r>
+      <w:r>
+        <w:rPr>
+          <w:rStyle w:val="VerbatimChar"/>
+        </w:rPr>
+        <w:t xml:space="preserve">## </w:t>
+      </w:r>
+      <w:r>
+        <w:br/>
+      </w:r>
+      <w:r>
+        <w:rPr>
+          <w:rStyle w:val="VerbatimChar"/>
+        </w:rPr>
+        <w:t xml:space="preserve">## $mse</w:t>
+      </w:r>
+      <w:r>
+        <w:br/>
+      </w:r>
+      <w:r>
+        <w:rPr>
+          <w:rStyle w:val="VerbatimChar"/>
+        </w:rPr>
+        <w:t xml:space="preserve">## [1] 0.004555569</w:t>
+      </w:r>
+      <w:r>
+        <w:br/>
+      </w:r>
+      <w:r>
+        <w:rPr>
+          <w:rStyle w:val="VerbatimChar"/>
+        </w:rPr>
+        <w:t xml:space="preserve">## </w:t>
+      </w:r>
+      <w:r>
+        <w:br/>
+      </w:r>
+      <w:r>
+        <w:rPr>
+          <w:rStyle w:val="VerbatimChar"/>
+        </w:rPr>
+        <w:t xml:space="preserve">## $R2</w:t>
+      </w:r>
+      <w:r>
+        <w:br/>
+      </w:r>
+      <w:r>
+        <w:rPr>
+          <w:rStyle w:val="VerbatimChar"/>
+        </w:rPr>
+        <w:t xml:space="preserve">## [1] 0.9606533</w:t>
+      </w:r>
+      <w:r>
+        <w:br/>
+      </w:r>
+      <w:r>
+        <w:rPr>
+          <w:rStyle w:val="VerbatimChar"/>
+        </w:rPr>
+        <w:t xml:space="preserve">## </w:t>
+      </w:r>
+      <w:r>
+        <w:br/>
+      </w:r>
+      <w:r>
+        <w:rPr>
+          <w:rStyle w:val="VerbatimChar"/>
+        </w:rPr>
+        <w:t xml:space="preserve">## $metrics</w:t>
+      </w:r>
+      <w:r>
+        <w:br/>
+      </w:r>
+      <w:r>
+        <w:rPr>
+          <w:rStyle w:val="VerbatimChar"/>
+        </w:rPr>
+        <w:t xml:space="preserve">##           mse     smape        R2</w:t>
+      </w:r>
+      <w:r>
+        <w:br/>
+      </w:r>
+      <w:r>
+        <w:rPr>
+          <w:rStyle w:val="VerbatimChar"/>
+        </w:rPr>
+        <w:t xml:space="preserve">## 1 0.004555569 0.5046229 0.9606533</w:t>
+      </w:r>
+    </w:p>
+    <w:p>
+      <w:pPr>
+        <w:pStyle w:val="FirstParagraph"/>
+      </w:pPr>
+      <w:r>
+        <w:t xml:space="preserve">This final plot summarizes the result of the transformation so the effect can be interpreted visually.</w:t>
+      </w:r>
+    </w:p>
+    <w:p>
+      <w:pPr>
+        <w:pStyle w:val="SourceCode"/>
+      </w:pPr>
+      <w:r>
+        <w:rPr>
+          <w:rStyle w:val="CommentTok"/>
+        </w:rPr>
+        <w:t xml:space="preserve"># Plot results</w:t>
+      </w:r>
+      <w:r>
+        <w:br/>
+      </w:r>
+      <w:r>
+        <w:br/>
+      </w:r>
+      <w:r>
+        <w:rPr>
+          <w:rStyle w:val="NormalTok"/>
+        </w:rPr>
+        <w:t xml:space="preserve">yvalues </w:t>
+      </w:r>
+      <w:r>
+        <w:rPr>
+          <w:rStyle w:val="OtherTok"/>
+        </w:rPr>
+        <w:t xml:space="preserve">&lt;-</w:t>
+      </w:r>
+      <w:r>
+        <w:rPr>
+          <w:rStyle w:val="NormalTok"/>
+        </w:rPr>
+        <w:t xml:space="preserve"> </w:t>
+      </w:r>
+      <w:r>
+        <w:rPr>
+          <w:rStyle w:val="FunctionTok"/>
+        </w:rPr>
+        <w:t xml:space="preserve">c</w:t>
+      </w:r>
+      <w:r>
+        <w:rPr>
+          <w:rStyle w:val="NormalTok"/>
+        </w:rPr>
+        <w:t xml:space="preserve">(io_train</w:t>
+      </w:r>
+      <w:r>
+        <w:rPr>
+          <w:rStyle w:val="SpecialCharTok"/>
+        </w:rPr>
+        <w:t xml:space="preserve">$</w:t>
+      </w:r>
+      <w:r>
+        <w:rPr>
+          <w:rStyle w:val="NormalTok"/>
+        </w:rPr>
+        <w:t xml:space="preserve">output, io_test</w:t>
+      </w:r>
+      <w:r>
+        <w:rPr>
+          <w:rStyle w:val="SpecialCharTok"/>
+        </w:rPr>
+        <w:t xml:space="preserve">$</w:t>
+      </w:r>
+      <w:r>
+        <w:rPr>
+          <w:rStyle w:val="NormalTok"/>
+        </w:rPr>
+        <w:t xml:space="preserve">output)</w:t>
+      </w:r>
+      <w:r>
+        <w:br/>
+      </w:r>
+      <w:r>
+        <w:rPr>
+          <w:rStyle w:val="FunctionTok"/>
+        </w:rPr>
+        <w:t xml:space="preserve">plot_ts_pred</w:t>
+      </w:r>
+      <w:r>
+        <w:rPr>
+          <w:rStyle w:val="NormalTok"/>
+        </w:rPr>
+        <w:t xml:space="preserve">(</w:t>
+      </w:r>
+      <w:r>
+        <w:rPr>
+          <w:rStyle w:val="AttributeTok"/>
+        </w:rPr>
+        <w:t xml:space="preserve">y =</w:t>
+      </w:r>
+      <w:r>
+        <w:rPr>
+          <w:rStyle w:val="NormalTok"/>
+        </w:rPr>
+        <w:t xml:space="preserve"> yvalues, </w:t>
+      </w:r>
+      <w:r>
+        <w:rPr>
+          <w:rStyle w:val="AttributeTok"/>
+        </w:rPr>
+        <w:t xml:space="preserve">yadj =</w:t>
+      </w:r>
+      <w:r>
+        <w:rPr>
+          <w:rStyle w:val="NormalTok"/>
+        </w:rPr>
+        <w:t xml:space="preserve"> adjust, </w:t>
+      </w:r>
+      <w:r>
+        <w:rPr>
+          <w:rStyle w:val="AttributeTok"/>
+        </w:rPr>
+        <w:t xml:space="preserve">ypre =</w:t>
+      </w:r>
+      <w:r>
+        <w:rPr>
+          <w:rStyle w:val="NormalTok"/>
+        </w:rPr>
+        <w:t xml:space="preserve"> prediction) </w:t>
+      </w:r>
+      <w:r>
+        <w:rPr>
+          <w:rStyle w:val="SpecialCharTok"/>
+        </w:rPr>
+        <w:t xml:space="preserve">+</w:t>
+      </w:r>
+      <w:r>
+        <w:rPr>
+          <w:rStyle w:val="NormalTok"/>
+        </w:rPr>
+        <w:t xml:space="preserve"> </w:t>
+      </w:r>
+      <w:r>
+        <w:rPr>
+          <w:rStyle w:val="FunctionTok"/>
+        </w:rPr>
+        <w:t xml:space="preserve">theme</w:t>
+      </w:r>
+      <w:r>
+        <w:rPr>
+          <w:rStyle w:val="NormalTok"/>
+        </w:rPr>
+        <w:t xml:space="preserve">(</w:t>
+      </w:r>
+      <w:r>
+        <w:rPr>
+          <w:rStyle w:val="AttributeTok"/>
+        </w:rPr>
+        <w:t xml:space="preserve">text =</w:t>
+      </w:r>
+      <w:r>
+        <w:rPr>
+          <w:rStyle w:val="NormalTok"/>
+        </w:rPr>
+        <w:t xml:space="preserve"> </w:t>
+      </w:r>
+      <w:r>
+        <w:rPr>
+          <w:rStyle w:val="FunctionTok"/>
+        </w:rPr>
+        <w:t xml:space="preserve">element_text</w:t>
+      </w:r>
+      <w:r>
+        <w:rPr>
+          <w:rStyle w:val="NormalTok"/>
+        </w:rPr>
+        <w:t xml:space="preserve">(</w:t>
+      </w:r>
+      <w:r>
+        <w:rPr>
+          <w:rStyle w:val="AttributeTok"/>
+        </w:rPr>
+        <w:t xml:space="preserve">size =</w:t>
+      </w:r>
+      <w:r>
+        <w:rPr>
+          <w:rStyle w:val="NormalTok"/>
+        </w:rPr>
+        <w:t xml:space="preserve"> </w:t>
+      </w:r>
+      <w:r>
+        <w:rPr>
+          <w:rStyle w:val="DecValTok"/>
+        </w:rPr>
+        <w:t xml:space="preserve">16</w:t>
+      </w:r>
+      <w:r>
+        <w:rPr>
+          <w:rStyle w:val="NormalTok"/>
+        </w:rPr>
+        <w:t xml:space="preserve">))</w:t>
+      </w:r>
+    </w:p>
+    <w:p>
+      <w:pPr>
+        <w:pStyle w:val="FirstParagraph"/>
+      </w:pPr>
+      <w:r>
+        <w:drawing>
+          <wp:inline>
+            <wp:extent cx="4620126" cy="3696101"/>
+            <wp:effectExtent b="0" l="0" r="0" t="0"/>
+            <wp:docPr descr="" title="" id="13" name="Picture"/>
+            <a:graphic>
+              <a:graphicData uri="http://schemas.openxmlformats.org/drawingml/2006/picture">
+                <pic:pic>
+                  <pic:nvPicPr>
+                    <pic:cNvPr descr="C:\Git\dal\daltoolboxdp\examples\timeseries\doc\ts_conv1d_files/bba7f6cc077e15dc9e0d18324d54c37c7edce22b.png" id="14" name="Picture"/>
+                    <pic:cNvPicPr>
+                      <a:picLocks noChangeArrowheads="1" noChangeAspect="1"/>
+                    </pic:cNvPicPr>
+                  </pic:nvPicPr>
+                  <pic:blipFill>
+                    <a:blip r:embed="rId12"/>
+                    <a:stretch>
+                      <a:fillRect/>
+                    </a:stretch>
+                  </pic:blipFill>
+                  <pic:spPr bwMode="auto">
+                    <a:xfrm>
+                      <a:off x="0" y="0"/>
+                      <a:ext cx="4620126" cy="3696101"/>
+                    </a:xfrm>
+                    <a:prstGeom prst="rect">
+                      <a:avLst/>
+                    </a:prstGeom>
+                    <a:noFill/>
+                    <a:ln w="9525">
+                      <a:noFill/>
+                      <a:headEnd/>
+                      <a:tailEnd/>
+                    </a:ln>
+                  </pic:spPr>
+                </pic:pic>
+              </a:graphicData>
+            </a:graphic>
+          </wp:inline>
+        </w:drawing>
+      </w:r>
+    </w:p>
+    <w:p>
+      <w:pPr>
+        <w:pStyle w:val="BodyText"/>
+      </w:pPr>
+      <w:r>
+        <w:t xml:space="preserve">The additional plot below shows the training curve and, when enabled, the validation curve used by the unified early-stopping strategies.</w:t>
+      </w:r>
+    </w:p>
+    <w:p>
+      <w:pPr>
+        <w:pStyle w:val="SourceCode"/>
+      </w:pPr>
+      <w:r>
+        <w:rPr>
+          <w:rStyle w:val="CommentTok"/>
+        </w:rPr>
+        <w:t xml:space="preserve"># Training and validation curves</w:t>
+      </w:r>
+      <w:r>
+        <w:br/>
+      </w:r>
+      <w:r>
+        <w:br/>
+      </w:r>
+      <w:r>
+        <w:rPr>
+          <w:rStyle w:val="NormalTok"/>
+        </w:rPr>
+        <w:t xml:space="preserve">fit_loss </w:t>
+      </w:r>
+      <w:r>
+        <w:rPr>
+          <w:rStyle w:val="OtherTok"/>
+        </w:rPr>
+        <w:t xml:space="preserve">&lt;-</w:t>
+      </w:r>
+      <w:r>
+        <w:rPr>
+          <w:rStyle w:val="NormalTok"/>
+        </w:rPr>
+        <w:t xml:space="preserve"> </w:t>
+      </w:r>
+      <w:r>
+        <w:rPr>
+          <w:rStyle w:val="FunctionTok"/>
+        </w:rPr>
+        <w:t xml:space="preserve">data.frame</w:t>
+      </w:r>
+      <w:r>
+        <w:rPr>
+          <w:rStyle w:val="NormalTok"/>
+        </w:rPr>
+        <w:t xml:space="preserve">(</w:t>
+      </w:r>
+      <w:r>
+        <w:br/>
+      </w:r>
+      <w:r>
+        <w:rPr>
+          <w:rStyle w:val="NormalTok"/>
+        </w:rPr>
+        <w:t xml:space="preserve">  </w:t>
+      </w:r>
+      <w:r>
+        <w:rPr>
+          <w:rStyle w:val="AttributeTok"/>
+        </w:rPr>
+        <w:t xml:space="preserve">x =</w:t>
+      </w:r>
+      <w:r>
+        <w:rPr>
+          <w:rStyle w:val="NormalTok"/>
+        </w:rPr>
+        <w:t xml:space="preserve"> </w:t>
+      </w:r>
+      <w:r>
+        <w:rPr>
+          <w:rStyle w:val="FunctionTok"/>
+        </w:rPr>
+        <w:t xml:space="preserve">seq_along</w:t>
+      </w:r>
+      <w:r>
+        <w:rPr>
+          <w:rStyle w:val="NormalTok"/>
+        </w:rPr>
+        <w:t xml:space="preserve">(model</w:t>
+      </w:r>
+      <w:r>
+        <w:rPr>
+          <w:rStyle w:val="SpecialCharTok"/>
+        </w:rPr>
+        <w:t xml:space="preserve">$</w:t>
+      </w:r>
+      <w:r>
+        <w:rPr>
+          <w:rStyle w:val="NormalTok"/>
+        </w:rPr>
+        <w:t xml:space="preserve">train_loss_hist),</w:t>
+      </w:r>
+      <w:r>
+        <w:br/>
+      </w:r>
+      <w:r>
+        <w:rPr>
+          <w:rStyle w:val="NormalTok"/>
+        </w:rPr>
+        <w:t xml:space="preserve">  </w:t>
+      </w:r>
+      <w:r>
+        <w:rPr>
+          <w:rStyle w:val="AttributeTok"/>
+        </w:rPr>
+        <w:t xml:space="preserve">train_loss =</w:t>
+      </w:r>
+      <w:r>
+        <w:rPr>
+          <w:rStyle w:val="NormalTok"/>
+        </w:rPr>
+        <w:t xml:space="preserve"> model</w:t>
+      </w:r>
+      <w:r>
+        <w:rPr>
+          <w:rStyle w:val="SpecialCharTok"/>
+        </w:rPr>
+        <w:t xml:space="preserve">$</w:t>
+      </w:r>
+      <w:r>
+        <w:rPr>
+          <w:rStyle w:val="NormalTok"/>
+        </w:rPr>
+        <w:t xml:space="preserve">train_loss_hist</w:t>
+      </w:r>
+      <w:r>
+        <w:br/>
+      </w:r>
+      <w:r>
+        <w:rPr>
+          <w:rStyle w:val="NormalTok"/>
+        </w:rPr>
+        <w:t xml:space="preserve">)</w:t>
+      </w:r>
+      <w:r>
+        <w:br/>
+      </w:r>
+      <w:r>
+        <w:br/>
+      </w:r>
+      <w:r>
+        <w:rPr>
+          <w:rStyle w:val="ControlFlowTok"/>
+        </w:rPr>
+        <w:t xml:space="preserve">if</w:t>
+      </w:r>
+      <w:r>
+        <w:rPr>
+          <w:rStyle w:val="NormalTok"/>
+        </w:rPr>
+        <w:t xml:space="preserve"> (</w:t>
+      </w:r>
+      <w:r>
+        <w:rPr>
+          <w:rStyle w:val="SpecialCharTok"/>
+        </w:rPr>
+        <w:t xml:space="preserve">!</w:t>
+      </w:r>
+      <w:r>
+        <w:rPr>
+          <w:rStyle w:val="FunctionTok"/>
+        </w:rPr>
+        <w:t xml:space="preserve">is.null</w:t>
+      </w:r>
+      <w:r>
+        <w:rPr>
+          <w:rStyle w:val="NormalTok"/>
+        </w:rPr>
+        <w:t xml:space="preserve">(model</w:t>
+      </w:r>
+      <w:r>
+        <w:rPr>
+          <w:rStyle w:val="SpecialCharTok"/>
+        </w:rPr>
+        <w:t xml:space="preserve">$</w:t>
+      </w:r>
+      <w:r>
+        <w:rPr>
+          <w:rStyle w:val="NormalTok"/>
+        </w:rPr>
+        <w:t xml:space="preserve">val_loss_hist) </w:t>
+      </w:r>
+      <w:r>
+        <w:rPr>
+          <w:rStyle w:val="SpecialCharTok"/>
+        </w:rPr>
+        <w:t xml:space="preserve">&amp;&amp;</w:t>
+      </w:r>
+      <w:r>
+        <w:rPr>
+          <w:rStyle w:val="NormalTok"/>
+        </w:rPr>
+        <w:t xml:space="preserve"> </w:t>
+      </w:r>
+      <w:r>
+        <w:rPr>
+          <w:rStyle w:val="FunctionTok"/>
+        </w:rPr>
+        <w:t xml:space="preserve">length</w:t>
+      </w:r>
+      <w:r>
+        <w:rPr>
+          <w:rStyle w:val="NormalTok"/>
+        </w:rPr>
+        <w:t xml:space="preserve">(model</w:t>
+      </w:r>
+      <w:r>
+        <w:rPr>
+          <w:rStyle w:val="SpecialCharTok"/>
+        </w:rPr>
+        <w:t xml:space="preserve">$</w:t>
+      </w:r>
+      <w:r>
+        <w:rPr>
+          <w:rStyle w:val="NormalTok"/>
+        </w:rPr>
+        <w:t xml:space="preserve">val_loss_hist) </w:t>
+      </w:r>
+      <w:r>
+        <w:rPr>
+          <w:rStyle w:val="SpecialCharTok"/>
+        </w:rPr>
+        <w:t xml:space="preserve">&gt;</w:t>
+      </w:r>
+      <w:r>
+        <w:rPr>
+          <w:rStyle w:val="NormalTok"/>
+        </w:rPr>
+        <w:t xml:space="preserve"> </w:t>
+      </w:r>
+      <w:r>
+        <w:rPr>
+          <w:rStyle w:val="DecValTok"/>
+        </w:rPr>
+        <w:t xml:space="preserve">0</w:t>
+      </w:r>
+      <w:r>
+        <w:rPr>
+          <w:rStyle w:val="NormalTok"/>
+        </w:rPr>
+        <w:t xml:space="preserve">) {</w:t>
+      </w:r>
+      <w:r>
+        <w:br/>
+      </w:r>
+      <w:r>
+        <w:rPr>
+          <w:rStyle w:val="NormalTok"/>
+        </w:rPr>
+        <w:t xml:space="preserve">  fit_loss</w:t>
+      </w:r>
+      <w:r>
+        <w:rPr>
+          <w:rStyle w:val="SpecialCharTok"/>
+        </w:rPr>
+        <w:t xml:space="preserve">$</w:t>
+      </w:r>
+      <w:r>
+        <w:rPr>
+          <w:rStyle w:val="NormalTok"/>
+        </w:rPr>
+        <w:t xml:space="preserve">val_loss </w:t>
+      </w:r>
+      <w:r>
+        <w:rPr>
+          <w:rStyle w:val="OtherTok"/>
+        </w:rPr>
+        <w:t xml:space="preserve">&lt;-</w:t>
+      </w:r>
+      <w:r>
+        <w:rPr>
+          <w:rStyle w:val="NormalTok"/>
+        </w:rPr>
+        <w:t xml:space="preserve"> model</w:t>
+      </w:r>
+      <w:r>
+        <w:rPr>
+          <w:rStyle w:val="SpecialCharTok"/>
+        </w:rPr>
+        <w:t xml:space="preserve">$</w:t>
+      </w:r>
+      <w:r>
+        <w:rPr>
+          <w:rStyle w:val="NormalTok"/>
+        </w:rPr>
+        <w:t xml:space="preserve">val_loss_hist</w:t>
+      </w:r>
+      <w:r>
+        <w:br/>
+      </w:r>
+      <w:r>
+        <w:rPr>
+          <w:rStyle w:val="NormalTok"/>
+        </w:rPr>
+        <w:t xml:space="preserve">}</w:t>
+      </w:r>
+      <w:r>
+        <w:br/>
+      </w:r>
+      <w:r>
+        <w:br/>
+      </w:r>
+      <w:r>
+        <w:rPr>
+          <w:rStyle w:val="NormalTok"/>
+        </w:rPr>
+        <w:t xml:space="preserve">colors </w:t>
+      </w:r>
+      <w:r>
+        <w:rPr>
+          <w:rStyle w:val="OtherTok"/>
+        </w:rPr>
+        <w:t xml:space="preserve">&lt;-</w:t>
+      </w:r>
+      <w:r>
+        <w:rPr>
+          <w:rStyle w:val="NormalTok"/>
+        </w:rPr>
+        <w:t xml:space="preserve"> </w:t>
+      </w:r>
+      <w:r>
+        <w:rPr>
+          <w:rStyle w:val="ControlFlowTok"/>
+        </w:rPr>
+        <w:t xml:space="preserve">if</w:t>
+      </w:r>
+      <w:r>
+        <w:rPr>
+          <w:rStyle w:val="NormalTok"/>
+        </w:rPr>
+        <w:t xml:space="preserve"> (</w:t>
+      </w:r>
+      <w:r>
+        <w:rPr>
+          <w:rStyle w:val="StringTok"/>
+        </w:rPr>
+        <w:t xml:space="preserve">"val_loss"</w:t>
+      </w:r>
+      <w:r>
+        <w:rPr>
+          <w:rStyle w:val="NormalTok"/>
+        </w:rPr>
+        <w:t xml:space="preserve"> </w:t>
+      </w:r>
+      <w:r>
+        <w:rPr>
+          <w:rStyle w:val="SpecialCharTok"/>
+        </w:rPr>
+        <w:t xml:space="preserve">%in%</w:t>
+      </w:r>
+      <w:r>
+        <w:rPr>
+          <w:rStyle w:val="NormalTok"/>
+        </w:rPr>
+        <w:t xml:space="preserve"> </w:t>
+      </w:r>
+      <w:r>
+        <w:rPr>
+          <w:rStyle w:val="FunctionTok"/>
+        </w:rPr>
+        <w:t xml:space="preserve">names</w:t>
+      </w:r>
+      <w:r>
+        <w:rPr>
+          <w:rStyle w:val="NormalTok"/>
+        </w:rPr>
+        <w:t xml:space="preserve">(fit_loss)) </w:t>
+      </w:r>
+      <w:r>
+        <w:rPr>
+          <w:rStyle w:val="FunctionTok"/>
+        </w:rPr>
+        <w:t xml:space="preserve">c</w:t>
+      </w:r>
+      <w:r>
+        <w:rPr>
+          <w:rStyle w:val="NormalTok"/>
+        </w:rPr>
+        <w:t xml:space="preserve">(</w:t>
+      </w:r>
+      <w:r>
+        <w:rPr>
+          <w:rStyle w:val="StringTok"/>
+        </w:rPr>
+        <w:t xml:space="preserve">"Blue"</w:t>
+      </w:r>
+      <w:r>
+        <w:rPr>
+          <w:rStyle w:val="NormalTok"/>
+        </w:rPr>
+        <w:t xml:space="preserve">, </w:t>
+      </w:r>
+      <w:r>
+        <w:rPr>
+          <w:rStyle w:val="StringTok"/>
+        </w:rPr>
+        <w:t xml:space="preserve">"Orange"</w:t>
+      </w:r>
+      <w:r>
+        <w:rPr>
+          <w:rStyle w:val="NormalTok"/>
+        </w:rPr>
+        <w:t xml:space="preserve">) </w:t>
+      </w:r>
+      <w:r>
+        <w:rPr>
+          <w:rStyle w:val="ControlFlowTok"/>
+        </w:rPr>
+        <w:t xml:space="preserve">else</w:t>
+      </w:r>
+      <w:r>
+        <w:rPr>
+          <w:rStyle w:val="NormalTok"/>
+        </w:rPr>
+        <w:t xml:space="preserve"> </w:t>
+      </w:r>
+      <w:r>
+        <w:rPr>
+          <w:rStyle w:val="FunctionTok"/>
+        </w:rPr>
+        <w:t xml:space="preserve">c</w:t>
+      </w:r>
+      <w:r>
+        <w:rPr>
+          <w:rStyle w:val="NormalTok"/>
+        </w:rPr>
+        <w:t xml:space="preserve">(</w:t>
+      </w:r>
+      <w:r>
+        <w:rPr>
+          <w:rStyle w:val="StringTok"/>
+        </w:rPr>
+        <w:t xml:space="preserve">"Blue"</w:t>
+      </w:r>
+      <w:r>
+        <w:rPr>
+          <w:rStyle w:val="NormalTok"/>
+        </w:rPr>
+        <w:t xml:space="preserve">)</w:t>
+      </w:r>
+      <w:r>
+        <w:br/>
+      </w:r>
+      <w:r>
+        <w:rPr>
+          <w:rStyle w:val="NormalTok"/>
+        </w:rPr>
+        <w:t xml:space="preserve">grf </w:t>
+      </w:r>
+      <w:r>
+        <w:rPr>
+          <w:rStyle w:val="OtherTok"/>
+        </w:rPr>
+        <w:t xml:space="preserve">&lt;-</w:t>
+      </w:r>
+      <w:r>
+        <w:rPr>
+          <w:rStyle w:val="NormalTok"/>
+        </w:rPr>
+        <w:t xml:space="preserve"> </w:t>
+      </w:r>
+      <w:r>
+        <w:rPr>
+          <w:rStyle w:val="FunctionTok"/>
+        </w:rPr>
+        <w:t xml:space="preserve">plot_series</w:t>
+      </w:r>
+      <w:r>
+        <w:rPr>
+          <w:rStyle w:val="NormalTok"/>
+        </w:rPr>
+        <w:t xml:space="preserve">(fit_loss, </w:t>
+      </w:r>
+      <w:r>
+        <w:rPr>
+          <w:rStyle w:val="AttributeTok"/>
+        </w:rPr>
+        <w:t xml:space="preserve">colors =</w:t>
+      </w:r>
+      <w:r>
+        <w:rPr>
+          <w:rStyle w:val="NormalTok"/>
+        </w:rPr>
+        <w:t xml:space="preserve"> colors)</w:t>
+      </w:r>
+      <w:r>
+        <w:br/>
+      </w:r>
+      <w:r>
+        <w:rPr>
+          <w:rStyle w:val="FunctionTok"/>
+        </w:rPr>
+        <w:t xml:space="preserve">plot</w:t>
+      </w:r>
+      <w:r>
+        <w:rPr>
+          <w:rStyle w:val="NormalTok"/>
+        </w:rPr>
+        <w:t xml:space="preserve">(grf)</w:t>
+      </w:r>
+    </w:p>
+    <w:p>
+      <w:pPr>
+        <w:pStyle w:val="FirstParagraph"/>
+      </w:pPr>
+      <w:r>
+        <w:drawing>
+          <wp:inline>
+            <wp:extent cx="4620126" cy="3696101"/>
+            <wp:effectExtent b="0" l="0" r="0" t="0"/>
+            <wp:docPr descr="" title="" id="16" name="Picture"/>
+            <a:graphic>
+              <a:graphicData uri="http://schemas.openxmlformats.org/drawingml/2006/picture">
+                <pic:pic>
+                  <pic:nvPicPr>
+                    <pic:cNvPr descr="C:\Git\dal\daltoolboxdp\examples\timeseries\doc\ts_conv1d_files/1dac70a21cef2d616410eef669ef27819379b2a8.png" id="17" name="Picture"/>
+                    <pic:cNvPicPr>
+                      <a:picLocks noChangeArrowheads="1" noChangeAspect="1"/>
+                    </pic:cNvPicPr>
+                  </pic:nvPicPr>
+                  <pic:blipFill>
+                    <a:blip r:embed="rId15"/>
+                    <a:stretch>
+                      <a:fillRect/>
+                    </a:stretch>
+                  </pic:blipFill>
+                  <pic:spPr bwMode="auto">
+                    <a:xfrm>
+                      <a:off x="0" y="0"/>
+                      <a:ext cx="4620126" cy="3696101"/>
+                    </a:xfrm>
+                    <a:prstGeom prst="rect">
+                      <a:avLst/>
+                    </a:prstGeom>
+                    <a:noFill/>
+                    <a:ln w="9525">
+                      <a:noFill/>
+                      <a:headEnd/>
+                      <a:tailEnd/>
+                    </a:ln>
+                  </pic:spPr>
+                </pic:pic>
+              </a:graphicData>
+            </a:graphic>
+          </wp:inline>
+        </w:drawing>
+      </w:r>
+    </w:p>
+    <w:p>
+      <w:pPr>
+        <w:pStyle w:val="BodyText"/>
+      </w:pPr>
+      <w:r>
+        <w:t xml:space="preserve">Notes</w:t>
+      </w:r>
+      <w:r>
+        <w:t xml:space="preserve"> </w:t>
+      </w:r>
+      <w:r>
+        <w:t xml:space="preserve">- The default configuration is</w:t>
+      </w:r>
+      <w:r>
+        <w:t xml:space="preserve"> </w:t>
+      </w:r>
+      <w:r>
+        <w:rPr>
+          <w:rStyle w:val="VerbatimChar"/>
+        </w:rPr>
+        <w:t xml:space="preserve">validation_strategy = "static"</w:t>
+      </w:r>
+      <w:r>
+        <w:t xml:space="preserve"> </w:t>
+      </w:r>
+      <w:r>
+        <w:t xml:space="preserve">and</w:t>
+      </w:r>
+      <w:r>
+        <w:t xml:space="preserve"> </w:t>
+      </w:r>
+      <w:r>
+        <w:rPr>
+          <w:rStyle w:val="VerbatimChar"/>
+        </w:rPr>
+        <w:t xml:space="preserve">stopping_rule = "none"</w:t>
+      </w:r>
+      <w:r>
+        <w:t xml:space="preserve">, so only the training curve is shown.</w:t>
+      </w:r>
+      <w:r>
+        <w:t xml:space="preserve"> </w:t>
+      </w:r>
+      <w:r>
+        <w:t xml:space="preserve">- To display validation loss as well, use an early-stopping rule such as</w:t>
+      </w:r>
+      <w:r>
+        <w:t xml:space="preserve"> </w:t>
+      </w:r>
+      <w:r>
+        <w:rPr>
+          <w:rStyle w:val="VerbatimChar"/>
+        </w:rPr>
+        <w:t xml:space="preserve">"patience"</w:t>
+      </w:r>
+      <w:r>
+        <w:t xml:space="preserve">,</w:t>
+      </w:r>
+      <w:r>
+        <w:t xml:space="preserve"> </w:t>
+      </w:r>
+      <w:r>
+        <w:rPr>
+          <w:rStyle w:val="VerbatimChar"/>
+        </w:rPr>
+        <w:t xml:space="preserve">"sma"</w:t>
+      </w:r>
+      <w:r>
+        <w:t xml:space="preserve">,</w:t>
+      </w:r>
+      <w:r>
+        <w:t xml:space="preserve"> </w:t>
+      </w:r>
+      <w:r>
+        <w:rPr>
+          <w:rStyle w:val="VerbatimChar"/>
+        </w:rPr>
+        <w:t xml:space="preserve">"ema"</w:t>
+      </w:r>
+      <w:r>
+        <w:t xml:space="preserve">, or</w:t>
+      </w:r>
+      <w:r>
+        <w:t xml:space="preserve"> </w:t>
+      </w:r>
+      <w:r>
+        <w:rPr>
+          <w:rStyle w:val="VerbatimChar"/>
+        </w:rPr>
+        <w:t xml:space="preserve">"h"</w:t>
+      </w:r>
+      <w:r>
+        <w:t xml:space="preserve">.</w:t>
+      </w:r>
+      <w:r>
+        <w:t xml:space="preserve"> </w:t>
+      </w:r>
+      <w:r>
+        <w:t xml:space="preserve">- To combine dynamic validation with those criteria, set</w:t>
+      </w:r>
+      <w:r>
+        <w:t xml:space="preserve"> </w:t>
+      </w:r>
+      <w:r>
+        <w:rPr>
+          <w:rStyle w:val="VerbatimChar"/>
+        </w:rPr>
+        <w:t xml:space="preserve">validation_strategy = "dynamic"</w:t>
+      </w:r>
+      <w:r>
+        <w:t xml:space="preserve">.</w:t>
+      </w:r>
+    </w:p>
+    <w:p>
+      <w:pPr>
+        <w:pStyle w:val="BodyText"/>
+      </w:pPr>
+      <w:r>
         <w:t xml:space="preserve">References</w:t>
       </w:r>
       <w:r>
         <w:t xml:space="preserve"> </w:t>
       </w:r>
       <w:r>
-        <w:t xml:space="preserve">- LeCun, Y., Bengio, Y., &amp; Hinton, G. (2015). Deep learning.</w:t>
+        <w:t xml:space="preserve">- Y. LeCun, L. Bottou, Y. Bengio, and P. Haffner (1998). Gradient-based learning applied to document recognition. Proceedings of the IEEE, 86(11), 2278–2324.</w:t>
       </w:r>
     </w:p>
-    <w:bookmarkEnd w:id="12"/>
+    <w:bookmarkEnd w:id="18"/>
     <w:sectPr>
       <w:footnotePr>
         <w:numRestart w:val="eachSect"/>

--- a/examples/timeseries/doc/ts_conv1d.docx
+++ b/examples/timeseries/doc/ts_conv1d.docx
@@ -294,70 +294,34 @@
         <w:rPr>
           <w:rStyle w:val="VerbatimChar"/>
         </w:rPr>
-        <w:t xml:space="preserve">##             t9        t8        t7        t6        t5        t4        t3</w:t>
-      </w:r>
-      <w:r>
-        <w:br/>
-      </w:r>
-      <w:r>
-        <w:rPr>
-          <w:rStyle w:val="VerbatimChar"/>
-        </w:rPr>
-        <w:t xml:space="preserve">## [1,] 0.0000000 0.2474040 0.4794255 0.6816388 0.8414710 0.9489846 0.9974950</w:t>
-      </w:r>
-      <w:r>
-        <w:br/>
-      </w:r>
-      <w:r>
-        <w:rPr>
-          <w:rStyle w:val="VerbatimChar"/>
-        </w:rPr>
-        <w:t xml:space="preserve">## [2,] 0.2474040 0.4794255 0.6816388 0.8414710 0.9489846 0.9974950 0.9839859</w:t>
-      </w:r>
-      <w:r>
-        <w:br/>
-      </w:r>
-      <w:r>
-        <w:rPr>
-          <w:rStyle w:val="VerbatimChar"/>
-        </w:rPr>
-        <w:t xml:space="preserve">## [3,] 0.4794255 0.6816388 0.8414710 0.9489846 0.9974950 0.9839859 0.9092974</w:t>
-      </w:r>
-      <w:r>
-        <w:br/>
-      </w:r>
-      <w:r>
-        <w:rPr>
-          <w:rStyle w:val="VerbatimChar"/>
-        </w:rPr>
-        <w:t xml:space="preserve">##             t2        t1        t0</w:t>
-      </w:r>
-      <w:r>
-        <w:br/>
-      </w:r>
-      <w:r>
-        <w:rPr>
-          <w:rStyle w:val="VerbatimChar"/>
-        </w:rPr>
-        <w:t xml:space="preserve">## [1,] 0.9839859 0.9092974 0.7780732</w:t>
-      </w:r>
-      <w:r>
-        <w:br/>
-      </w:r>
-      <w:r>
-        <w:rPr>
-          <w:rStyle w:val="VerbatimChar"/>
-        </w:rPr>
-        <w:t xml:space="preserve">## [2,] 0.9092974 0.7780732 0.5984721</w:t>
-      </w:r>
-      <w:r>
-        <w:br/>
-      </w:r>
-      <w:r>
-        <w:rPr>
-          <w:rStyle w:val="VerbatimChar"/>
-        </w:rPr>
-        <w:t xml:space="preserve">## [3,] 0.7780732 0.5984721 0.3816610</w:t>
+        <w:t xml:space="preserve">##             t9        t8        t7        t6        t5        t4        t3        t2        t1        t0</w:t>
+      </w:r>
+      <w:r>
+        <w:br/>
+      </w:r>
+      <w:r>
+        <w:rPr>
+          <w:rStyle w:val="VerbatimChar"/>
+        </w:rPr>
+        <w:t xml:space="preserve">## [1,] 0.0000000 0.2474040 0.4794255 0.6816388 0.8414710 0.9489846 0.9974950 0.9839859 0.9092974 0.7780732</w:t>
+      </w:r>
+      <w:r>
+        <w:br/>
+      </w:r>
+      <w:r>
+        <w:rPr>
+          <w:rStyle w:val="VerbatimChar"/>
+        </w:rPr>
+        <w:t xml:space="preserve">## [2,] 0.2474040 0.4794255 0.6816388 0.8414710 0.9489846 0.9974950 0.9839859 0.9092974 0.7780732 0.5984721</w:t>
+      </w:r>
+      <w:r>
+        <w:br/>
+      </w:r>
+      <w:r>
+        <w:rPr>
+          <w:rStyle w:val="VerbatimChar"/>
+        </w:rPr>
+        <w:t xml:space="preserve">## [3,] 0.4794255 0.6816388 0.8414710 0.9489846 0.9974950 0.9839859 0.9092974 0.7780732 0.5984721 0.3816610</w:t>
       </w:r>
     </w:p>
     <w:p>

--- a/examples/timeseries/doc/ts_conv1d.docx
+++ b/examples/timeseries/doc/ts_conv1d.docx
@@ -782,30 +782,6 @@
         <w:rPr>
           <w:rStyle w:val="NormalTok"/>
         </w:rPr>
-        <w:t xml:space="preserve">, </w:t>
-      </w:r>
-      <w:r>
-        <w:rPr>
-          <w:rStyle w:val="AttributeTok"/>
-        </w:rPr>
-        <w:t xml:space="preserve">epochs =</w:t>
-      </w:r>
-      <w:r>
-        <w:rPr>
-          <w:rStyle w:val="NormalTok"/>
-        </w:rPr>
-        <w:t xml:space="preserve"> </w:t>
-      </w:r>
-      <w:r>
-        <w:rPr>
-          <w:rStyle w:val="DecValTok"/>
-        </w:rPr>
-        <w:t xml:space="preserve">100</w:t>
-      </w:r>
-      <w:r>
-        <w:rPr>
-          <w:rStyle w:val="NormalTok"/>
-        </w:rPr>
         <w:t xml:space="preserve">)</w:t>
       </w:r>
       <w:r>
@@ -901,19 +877,22 @@
         <w:t xml:space="preserve"> </w:t>
       </w:r>
       <w:r>
-        <w:t xml:space="preserve">- Fixed-epoch baseline: keep</w:t>
-      </w:r>
-      <w:r>
-        <w:t xml:space="preserve"> </w:t>
-      </w:r>
-      <w:r>
-        <w:rPr>
-          <w:rStyle w:val="VerbatimChar"/>
-        </w:rPr>
-        <w:t xml:space="preserve">epochs = 100</w:t>
-      </w:r>
-      <w:r>
-        <w:t xml:space="preserve">,</w:t>
+        <w:t xml:space="preserve">- Fixed-epoch baseline: omit</w:t>
+      </w:r>
+      <w:r>
+        <w:t xml:space="preserve"> </w:t>
+      </w:r>
+      <w:r>
+        <w:rPr>
+          <w:rStyle w:val="VerbatimChar"/>
+        </w:rPr>
+        <w:t xml:space="preserve">epochs</w:t>
+      </w:r>
+      <w:r>
+        <w:t xml:space="preserve"> </w:t>
+      </w:r>
+      <w:r>
+        <w:t xml:space="preserve">to use the default value, keep</w:t>
       </w:r>
       <w:r>
         <w:t xml:space="preserve"> </w:t>

--- a/examples/timeseries/doc/ts_conv1d.docx
+++ b/examples/timeseries/doc/ts_conv1d.docx
@@ -1249,7 +1249,7 @@
         <w:rPr>
           <w:rStyle w:val="VerbatimChar"/>
         </w:rPr>
-        <w:t xml:space="preserve">## [1] 0.000462552</w:t>
+        <w:t xml:space="preserve">## [1] 0.0001408308</w:t>
       </w:r>
     </w:p>
     <w:p>
@@ -1531,7 +1531,7 @@
         <w:rPr>
           <w:rStyle w:val="VerbatimChar"/>
         </w:rPr>
-        <w:t xml:space="preserve">## [1]  0.437850674  0.222576705 -0.005349692 -0.233961274 -0.457113926</w:t>
+        <w:t xml:space="preserve">## [1]  0.42680142  0.19821292 -0.05069328 -0.30709106 -0.54469888</w:t>
       </w:r>
       <w:r>
         <w:br/>
@@ -1558,7 +1558,7 @@
         <w:rPr>
           <w:rStyle w:val="VerbatimChar"/>
         </w:rPr>
-        <w:t xml:space="preserve">## [1] 0.5046229</w:t>
+        <w:t xml:space="preserve">## [1] 0.1190704</w:t>
       </w:r>
       <w:r>
         <w:br/>
@@ -1585,7 +1585,7 @@
         <w:rPr>
           <w:rStyle w:val="VerbatimChar"/>
         </w:rPr>
-        <w:t xml:space="preserve">## [1] 0.004555569</w:t>
+        <w:t xml:space="preserve">## [1] 0.0003120643</w:t>
       </w:r>
       <w:r>
         <w:br/>
@@ -1612,7 +1612,7 @@
         <w:rPr>
           <w:rStyle w:val="VerbatimChar"/>
         </w:rPr>
-        <w:t xml:space="preserve">## [1] 0.9606533</w:t>
+        <w:t xml:space="preserve">## [1] 0.9973047</w:t>
       </w:r>
       <w:r>
         <w:br/>
@@ -1639,16 +1639,16 @@
         <w:rPr>
           <w:rStyle w:val="VerbatimChar"/>
         </w:rPr>
-        <w:t xml:space="preserve">##           mse     smape        R2</w:t>
-      </w:r>
-      <w:r>
-        <w:br/>
-      </w:r>
-      <w:r>
-        <w:rPr>
-          <w:rStyle w:val="VerbatimChar"/>
-        </w:rPr>
-        <w:t xml:space="preserve">## 1 0.004555569 0.5046229 0.9606533</w:t>
+        <w:t xml:space="preserve">##            mse     smape        R2</w:t>
+      </w:r>
+      <w:r>
+        <w:br/>
+      </w:r>
+      <w:r>
+        <w:rPr>
+          <w:rStyle w:val="VerbatimChar"/>
+        </w:rPr>
+        <w:t xml:space="preserve">## 1 0.0003120643 0.1190704 0.9973047</w:t>
       </w:r>
     </w:p>
     <w:p>
@@ -1867,7 +1867,7 @@
               <a:graphicData uri="http://schemas.openxmlformats.org/drawingml/2006/picture">
                 <pic:pic>
                   <pic:nvPicPr>
-                    <pic:cNvPr descr="C:\Git\dal\daltoolboxdp\examples\timeseries\doc\ts_conv1d_files/bba7f6cc077e15dc9e0d18324d54c37c7edce22b.png" id="14" name="Picture"/>
+                    <pic:cNvPr descr="C:\Git\dal\daltoolboxdp\examples\timeseries\doc\ts_conv1d_files/4ccc542a2ef6df22ab0c87d3228395303c597a3f.png" id="14" name="Picture"/>
                     <pic:cNvPicPr>
                       <a:picLocks noChangeArrowheads="1" noChangeAspect="1"/>
                     </pic:cNvPicPr>
@@ -2422,7 +2422,7 @@
               <a:graphicData uri="http://schemas.openxmlformats.org/drawingml/2006/picture">
                 <pic:pic>
                   <pic:nvPicPr>
-                    <pic:cNvPr descr="C:\Git\dal\daltoolboxdp\examples\timeseries\doc\ts_conv1d_files/1dac70a21cef2d616410eef669ef27819379b2a8.png" id="17" name="Picture"/>
+                    <pic:cNvPr descr="C:\Git\dal\daltoolboxdp\examples\timeseries\doc\ts_conv1d_files/ed42fcae9259cc5bb3e3f4684f73cc8e745c6fc3.png" id="17" name="Picture"/>
                     <pic:cNvPicPr>
                       <a:picLocks noChangeArrowheads="1" noChangeAspect="1"/>
                     </pic:cNvPicPr>

--- a/examples/timeseries/doc/ts_conv1d.docx
+++ b/examples/timeseries/doc/ts_conv1d.docx
@@ -492,7 +492,7 @@
               <a:graphicData uri="http://schemas.openxmlformats.org/drawingml/2006/picture">
                 <pic:pic>
                   <pic:nvPicPr>
-                    <pic:cNvPr descr="C:\Git\dal\daltoolboxdp\examples\timeseries\doc\ts_conv1d_files/716a4d1e457f97618aa46ca41f6f38e17df76816.png" id="11" name="Picture"/>
+                    <pic:cNvPr descr="/home/gpca/daltoolboxdp/examples/timeseries/doc/ts_conv1d_files/2311a3ccdefa9666c559bd154e42236a6cdf3fea.png" id="11" name="Picture"/>
                     <pic:cNvPicPr>
                       <a:picLocks noChangeArrowheads="1" noChangeAspect="1"/>
                     </pic:cNvPicPr>
@@ -1047,198 +1047,132 @@
         <w:pStyle w:val="BodyText"/>
       </w:pPr>
       <w:r>
-        <w:t xml:space="preserve">We first evaluate the in-sample fit so the model adjustment can be compared with the later forecast.</w:t>
+        <w:t xml:space="preserve">Architecture variations</w:t>
+      </w:r>
+      <w:r>
+        <w:t xml:space="preserve"> </w:t>
+      </w:r>
+      <w:r>
+        <w:t xml:space="preserve">-</w:t>
+      </w:r>
+      <w:r>
+        <w:t xml:space="preserve"> </w:t>
+      </w:r>
+      <w:r>
+        <w:rPr>
+          <w:rStyle w:val="VerbatimChar"/>
+        </w:rPr>
+        <w:t xml:space="preserve">in_channels</w:t>
+      </w:r>
+      <w:r>
+        <w:t xml:space="preserve"> </w:t>
+      </w:r>
+      <w:r>
+        <w:t xml:space="preserve">and</w:t>
+      </w:r>
+      <w:r>
+        <w:t xml:space="preserve"> </w:t>
+      </w:r>
+      <w:r>
+        <w:rPr>
+          <w:rStyle w:val="VerbatimChar"/>
+        </w:rPr>
+        <w:t xml:space="preserve">sequence_length</w:t>
+      </w:r>
+      <w:r>
+        <w:t xml:space="preserve"> </w:t>
+      </w:r>
+      <w:r>
+        <w:t xml:space="preserve">control how each row is reshaped before the convolution.</w:t>
+      </w:r>
+      <w:r>
+        <w:t xml:space="preserve"> </w:t>
+      </w:r>
+      <w:r>
+        <w:t xml:space="preserve">-</w:t>
+      </w:r>
+      <w:r>
+        <w:t xml:space="preserve"> </w:t>
+      </w:r>
+      <w:r>
+        <w:rPr>
+          <w:rStyle w:val="VerbatimChar"/>
+        </w:rPr>
+        <w:t xml:space="preserve">conv_channels</w:t>
+      </w:r>
+      <w:r>
+        <w:t xml:space="preserve">,</w:t>
+      </w:r>
+      <w:r>
+        <w:t xml:space="preserve"> </w:t>
+      </w:r>
+      <w:r>
+        <w:rPr>
+          <w:rStyle w:val="VerbatimChar"/>
+        </w:rPr>
+        <w:t xml:space="preserve">kernel_sizes</w:t>
+      </w:r>
+      <w:r>
+        <w:t xml:space="preserve">, and</w:t>
+      </w:r>
+      <w:r>
+        <w:t xml:space="preserve"> </w:t>
+      </w:r>
+      <w:r>
+        <w:rPr>
+          <w:rStyle w:val="VerbatimChar"/>
+        </w:rPr>
+        <w:t xml:space="preserve">strides</w:t>
+      </w:r>
+      <w:r>
+        <w:t xml:space="preserve"> </w:t>
+      </w:r>
+      <w:r>
+        <w:t xml:space="preserve">define the convolutional stack.</w:t>
+      </w:r>
+      <w:r>
+        <w:t xml:space="preserve"> </w:t>
+      </w:r>
+      <w:r>
+        <w:t xml:space="preserve">-</w:t>
+      </w:r>
+      <w:r>
+        <w:t xml:space="preserve"> </w:t>
+      </w:r>
+      <w:r>
+        <w:rPr>
+          <w:rStyle w:val="VerbatimChar"/>
+        </w:rPr>
+        <w:t xml:space="preserve">pooling</w:t>
+      </w:r>
+      <w:r>
+        <w:t xml:space="preserve"> </w:t>
+      </w:r>
+      <w:r>
+        <w:t xml:space="preserve">and</w:t>
+      </w:r>
+      <w:r>
+        <w:t xml:space="preserve"> </w:t>
+      </w:r>
+      <w:r>
+        <w:rPr>
+          <w:rStyle w:val="VerbatimChar"/>
+        </w:rPr>
+        <w:t xml:space="preserve">dense_hidden_sizes</w:t>
+      </w:r>
+      <w:r>
+        <w:t xml:space="preserve"> </w:t>
+      </w:r>
+      <w:r>
+        <w:t xml:space="preserve">control feature aggregation and the regression head.</w:t>
       </w:r>
     </w:p>
     <w:p>
       <w:pPr>
-        <w:pStyle w:val="SourceCode"/>
-      </w:pPr>
-      <w:r>
-        <w:rPr>
-          <w:rStyle w:val="CommentTok"/>
-        </w:rPr>
-        <w:t xml:space="preserve"># Fit evaluation (train)</w:t>
-      </w:r>
-      <w:r>
-        <w:br/>
-      </w:r>
-      <w:r>
-        <w:br/>
-      </w:r>
-      <w:r>
-        <w:rPr>
-          <w:rStyle w:val="NormalTok"/>
-        </w:rPr>
-        <w:t xml:space="preserve">adjust </w:t>
-      </w:r>
-      <w:r>
-        <w:rPr>
-          <w:rStyle w:val="OtherTok"/>
-        </w:rPr>
-        <w:t xml:space="preserve">&lt;-</w:t>
-      </w:r>
-      <w:r>
-        <w:rPr>
-          <w:rStyle w:val="NormalTok"/>
-        </w:rPr>
-        <w:t xml:space="preserve"> </w:t>
-      </w:r>
-      <w:r>
-        <w:rPr>
-          <w:rStyle w:val="FunctionTok"/>
-        </w:rPr>
-        <w:t xml:space="preserve">predict</w:t>
-      </w:r>
-      <w:r>
-        <w:rPr>
-          <w:rStyle w:val="NormalTok"/>
-        </w:rPr>
-        <w:t xml:space="preserve">(model, io_train</w:t>
-      </w:r>
-      <w:r>
-        <w:rPr>
-          <w:rStyle w:val="SpecialCharTok"/>
-        </w:rPr>
-        <w:t xml:space="preserve">$</w:t>
-      </w:r>
-      <w:r>
-        <w:rPr>
-          <w:rStyle w:val="NormalTok"/>
-        </w:rPr>
-        <w:t xml:space="preserve">input)</w:t>
-      </w:r>
-      <w:r>
-        <w:br/>
-      </w:r>
-      <w:r>
-        <w:rPr>
-          <w:rStyle w:val="NormalTok"/>
-        </w:rPr>
-        <w:t xml:space="preserve">adjust </w:t>
-      </w:r>
-      <w:r>
-        <w:rPr>
-          <w:rStyle w:val="OtherTok"/>
-        </w:rPr>
-        <w:t xml:space="preserve">&lt;-</w:t>
-      </w:r>
-      <w:r>
-        <w:rPr>
-          <w:rStyle w:val="NormalTok"/>
-        </w:rPr>
-        <w:t xml:space="preserve"> </w:t>
-      </w:r>
-      <w:r>
-        <w:rPr>
-          <w:rStyle w:val="FunctionTok"/>
-        </w:rPr>
-        <w:t xml:space="preserve">as.vector</w:t>
-      </w:r>
-      <w:r>
-        <w:rPr>
-          <w:rStyle w:val="NormalTok"/>
-        </w:rPr>
-        <w:t xml:space="preserve">(adjust)</w:t>
-      </w:r>
-      <w:r>
-        <w:br/>
-      </w:r>
-      <w:r>
-        <w:rPr>
-          <w:rStyle w:val="NormalTok"/>
-        </w:rPr>
-        <w:t xml:space="preserve">output </w:t>
-      </w:r>
-      <w:r>
-        <w:rPr>
-          <w:rStyle w:val="OtherTok"/>
-        </w:rPr>
-        <w:t xml:space="preserve">&lt;-</w:t>
-      </w:r>
-      <w:r>
-        <w:rPr>
-          <w:rStyle w:val="NormalTok"/>
-        </w:rPr>
-        <w:t xml:space="preserve"> </w:t>
-      </w:r>
-      <w:r>
-        <w:rPr>
-          <w:rStyle w:val="FunctionTok"/>
-        </w:rPr>
-        <w:t xml:space="preserve">as.vector</w:t>
-      </w:r>
-      <w:r>
-        <w:rPr>
-          <w:rStyle w:val="NormalTok"/>
-        </w:rPr>
-        <w:t xml:space="preserve">(io_train</w:t>
-      </w:r>
-      <w:r>
-        <w:rPr>
-          <w:rStyle w:val="SpecialCharTok"/>
-        </w:rPr>
-        <w:t xml:space="preserve">$</w:t>
-      </w:r>
-      <w:r>
-        <w:rPr>
-          <w:rStyle w:val="NormalTok"/>
-        </w:rPr>
-        <w:t xml:space="preserve">output)</w:t>
-      </w:r>
-      <w:r>
-        <w:br/>
-      </w:r>
-      <w:r>
-        <w:rPr>
-          <w:rStyle w:val="NormalTok"/>
-        </w:rPr>
-        <w:t xml:space="preserve">ev_adjust </w:t>
-      </w:r>
-      <w:r>
-        <w:rPr>
-          <w:rStyle w:val="OtherTok"/>
-        </w:rPr>
-        <w:t xml:space="preserve">&lt;-</w:t>
-      </w:r>
-      <w:r>
-        <w:rPr>
-          <w:rStyle w:val="NormalTok"/>
-        </w:rPr>
-        <w:t xml:space="preserve"> </w:t>
-      </w:r>
-      <w:r>
-        <w:rPr>
-          <w:rStyle w:val="FunctionTok"/>
-        </w:rPr>
-        <w:t xml:space="preserve">evaluate</w:t>
-      </w:r>
-      <w:r>
-        <w:rPr>
-          <w:rStyle w:val="NormalTok"/>
-        </w:rPr>
-        <w:t xml:space="preserve">(model, output, adjust)</w:t>
-      </w:r>
-      <w:r>
-        <w:br/>
-      </w:r>
-      <w:r>
-        <w:rPr>
-          <w:rStyle w:val="NormalTok"/>
-        </w:rPr>
-        <w:t xml:space="preserve">ev_adjust</w:t>
-      </w:r>
-      <w:r>
-        <w:rPr>
-          <w:rStyle w:val="SpecialCharTok"/>
-        </w:rPr>
-        <w:t xml:space="preserve">$</w:t>
-      </w:r>
-      <w:r>
-        <w:rPr>
-          <w:rStyle w:val="NormalTok"/>
-        </w:rPr>
-        <w:t xml:space="preserve">mse</w:t>
+        <w:pStyle w:val="BodyText"/>
+      </w:pPr>
+      <w:r>
+        <w:t xml:space="preserve">We first evaluate the in-sample fit so the model adjustment can be compared with the later forecast.</w:t>
       </w:r>
     </w:p>
     <w:p>
@@ -1247,244 +1181,208 @@
       </w:pPr>
       <w:r>
         <w:rPr>
-          <w:rStyle w:val="VerbatimChar"/>
-        </w:rPr>
-        <w:t xml:space="preserve">## [1] 0.0001408308</w:t>
+          <w:rStyle w:val="CommentTok"/>
+        </w:rPr>
+        <w:t xml:space="preserve"># Fit evaluation (train)</w:t>
+      </w:r>
+      <w:r>
+        <w:br/>
+      </w:r>
+      <w:r>
+        <w:br/>
+      </w:r>
+      <w:r>
+        <w:rPr>
+          <w:rStyle w:val="NormalTok"/>
+        </w:rPr>
+        <w:t xml:space="preserve">adjust </w:t>
+      </w:r>
+      <w:r>
+        <w:rPr>
+          <w:rStyle w:val="OtherTok"/>
+        </w:rPr>
+        <w:t xml:space="preserve">&lt;-</w:t>
+      </w:r>
+      <w:r>
+        <w:rPr>
+          <w:rStyle w:val="NormalTok"/>
+        </w:rPr>
+        <w:t xml:space="preserve"> </w:t>
+      </w:r>
+      <w:r>
+        <w:rPr>
+          <w:rStyle w:val="FunctionTok"/>
+        </w:rPr>
+        <w:t xml:space="preserve">predict</w:t>
+      </w:r>
+      <w:r>
+        <w:rPr>
+          <w:rStyle w:val="NormalTok"/>
+        </w:rPr>
+        <w:t xml:space="preserve">(model, io_train</w:t>
+      </w:r>
+      <w:r>
+        <w:rPr>
+          <w:rStyle w:val="SpecialCharTok"/>
+        </w:rPr>
+        <w:t xml:space="preserve">$</w:t>
+      </w:r>
+      <w:r>
+        <w:rPr>
+          <w:rStyle w:val="NormalTok"/>
+        </w:rPr>
+        <w:t xml:space="preserve">input)</w:t>
+      </w:r>
+      <w:r>
+        <w:br/>
+      </w:r>
+      <w:r>
+        <w:rPr>
+          <w:rStyle w:val="NormalTok"/>
+        </w:rPr>
+        <w:t xml:space="preserve">adjust </w:t>
+      </w:r>
+      <w:r>
+        <w:rPr>
+          <w:rStyle w:val="OtherTok"/>
+        </w:rPr>
+        <w:t xml:space="preserve">&lt;-</w:t>
+      </w:r>
+      <w:r>
+        <w:rPr>
+          <w:rStyle w:val="NormalTok"/>
+        </w:rPr>
+        <w:t xml:space="preserve"> </w:t>
+      </w:r>
+      <w:r>
+        <w:rPr>
+          <w:rStyle w:val="FunctionTok"/>
+        </w:rPr>
+        <w:t xml:space="preserve">as.vector</w:t>
+      </w:r>
+      <w:r>
+        <w:rPr>
+          <w:rStyle w:val="NormalTok"/>
+        </w:rPr>
+        <w:t xml:space="preserve">(adjust)</w:t>
+      </w:r>
+      <w:r>
+        <w:br/>
+      </w:r>
+      <w:r>
+        <w:rPr>
+          <w:rStyle w:val="NormalTok"/>
+        </w:rPr>
+        <w:t xml:space="preserve">output </w:t>
+      </w:r>
+      <w:r>
+        <w:rPr>
+          <w:rStyle w:val="OtherTok"/>
+        </w:rPr>
+        <w:t xml:space="preserve">&lt;-</w:t>
+      </w:r>
+      <w:r>
+        <w:rPr>
+          <w:rStyle w:val="NormalTok"/>
+        </w:rPr>
+        <w:t xml:space="preserve"> </w:t>
+      </w:r>
+      <w:r>
+        <w:rPr>
+          <w:rStyle w:val="FunctionTok"/>
+        </w:rPr>
+        <w:t xml:space="preserve">as.vector</w:t>
+      </w:r>
+      <w:r>
+        <w:rPr>
+          <w:rStyle w:val="NormalTok"/>
+        </w:rPr>
+        <w:t xml:space="preserve">(io_train</w:t>
+      </w:r>
+      <w:r>
+        <w:rPr>
+          <w:rStyle w:val="SpecialCharTok"/>
+        </w:rPr>
+        <w:t xml:space="preserve">$</w:t>
+      </w:r>
+      <w:r>
+        <w:rPr>
+          <w:rStyle w:val="NormalTok"/>
+        </w:rPr>
+        <w:t xml:space="preserve">output)</w:t>
+      </w:r>
+      <w:r>
+        <w:br/>
+      </w:r>
+      <w:r>
+        <w:rPr>
+          <w:rStyle w:val="NormalTok"/>
+        </w:rPr>
+        <w:t xml:space="preserve">ev_adjust </w:t>
+      </w:r>
+      <w:r>
+        <w:rPr>
+          <w:rStyle w:val="OtherTok"/>
+        </w:rPr>
+        <w:t xml:space="preserve">&lt;-</w:t>
+      </w:r>
+      <w:r>
+        <w:rPr>
+          <w:rStyle w:val="NormalTok"/>
+        </w:rPr>
+        <w:t xml:space="preserve"> </w:t>
+      </w:r>
+      <w:r>
+        <w:rPr>
+          <w:rStyle w:val="FunctionTok"/>
+        </w:rPr>
+        <w:t xml:space="preserve">evaluate</w:t>
+      </w:r>
+      <w:r>
+        <w:rPr>
+          <w:rStyle w:val="NormalTok"/>
+        </w:rPr>
+        <w:t xml:space="preserve">(model, output, adjust)</w:t>
+      </w:r>
+      <w:r>
+        <w:br/>
+      </w:r>
+      <w:r>
+        <w:rPr>
+          <w:rStyle w:val="NormalTok"/>
+        </w:rPr>
+        <w:t xml:space="preserve">ev_adjust</w:t>
+      </w:r>
+      <w:r>
+        <w:rPr>
+          <w:rStyle w:val="SpecialCharTok"/>
+        </w:rPr>
+        <w:t xml:space="preserve">$</w:t>
+      </w:r>
+      <w:r>
+        <w:rPr>
+          <w:rStyle w:val="NormalTok"/>
+        </w:rPr>
+        <w:t xml:space="preserve">mse</w:t>
       </w:r>
     </w:p>
     <w:p>
       <w:pPr>
-        <w:pStyle w:val="FirstParagraph"/>
-      </w:pPr>
-      <w:r>
-        <w:t xml:space="preserve">We now forecast the test set and compare the predicted values with the observed ones.</w:t>
+        <w:pStyle w:val="SourceCode"/>
+      </w:pPr>
+      <w:r>
+        <w:rPr>
+          <w:rStyle w:val="VerbatimChar"/>
+        </w:rPr>
+        <w:t xml:space="preserve">## [1] 0.000140831</w:t>
       </w:r>
     </w:p>
     <w:p>
       <w:pPr>
-        <w:pStyle w:val="SourceCode"/>
-      </w:pPr>
-      <w:r>
-        <w:rPr>
-          <w:rStyle w:val="CommentTok"/>
-        </w:rPr>
-        <w:t xml:space="preserve"># Forecast on test set</w:t>
-      </w:r>
-      <w:r>
-        <w:br/>
-      </w:r>
-      <w:r>
-        <w:br/>
-      </w:r>
-      <w:r>
-        <w:rPr>
-          <w:rStyle w:val="NormalTok"/>
-        </w:rPr>
-        <w:t xml:space="preserve">prediction </w:t>
-      </w:r>
-      <w:r>
-        <w:rPr>
-          <w:rStyle w:val="OtherTok"/>
-        </w:rPr>
-        <w:t xml:space="preserve">&lt;-</w:t>
-      </w:r>
-      <w:r>
-        <w:rPr>
-          <w:rStyle w:val="NormalTok"/>
-        </w:rPr>
-        <w:t xml:space="preserve"> </w:t>
-      </w:r>
-      <w:r>
-        <w:rPr>
-          <w:rStyle w:val="FunctionTok"/>
-        </w:rPr>
-        <w:t xml:space="preserve">predict</w:t>
-      </w:r>
-      <w:r>
-        <w:rPr>
-          <w:rStyle w:val="NormalTok"/>
-        </w:rPr>
-        <w:t xml:space="preserve">(model, </w:t>
-      </w:r>
-      <w:r>
-        <w:rPr>
-          <w:rStyle w:val="AttributeTok"/>
-        </w:rPr>
-        <w:t xml:space="preserve">x =</w:t>
-      </w:r>
-      <w:r>
-        <w:rPr>
-          <w:rStyle w:val="NormalTok"/>
-        </w:rPr>
-        <w:t xml:space="preserve"> io_test</w:t>
-      </w:r>
-      <w:r>
-        <w:rPr>
-          <w:rStyle w:val="SpecialCharTok"/>
-        </w:rPr>
-        <w:t xml:space="preserve">$</w:t>
-      </w:r>
-      <w:r>
-        <w:rPr>
-          <w:rStyle w:val="NormalTok"/>
-        </w:rPr>
-        <w:t xml:space="preserve">input[</w:t>
-      </w:r>
-      <w:r>
-        <w:rPr>
-          <w:rStyle w:val="DecValTok"/>
-        </w:rPr>
-        <w:t xml:space="preserve">1</w:t>
-      </w:r>
-      <w:r>
-        <w:rPr>
-          <w:rStyle w:val="NormalTok"/>
-        </w:rPr>
-        <w:t xml:space="preserve">, ], </w:t>
-      </w:r>
-      <w:r>
-        <w:rPr>
-          <w:rStyle w:val="AttributeTok"/>
-        </w:rPr>
-        <w:t xml:space="preserve">steps_ahead =</w:t>
-      </w:r>
-      <w:r>
-        <w:rPr>
-          <w:rStyle w:val="NormalTok"/>
-        </w:rPr>
-        <w:t xml:space="preserve"> </w:t>
-      </w:r>
-      <w:r>
-        <w:rPr>
-          <w:rStyle w:val="DecValTok"/>
-        </w:rPr>
-        <w:t xml:space="preserve">5</w:t>
-      </w:r>
-      <w:r>
-        <w:rPr>
-          <w:rStyle w:val="NormalTok"/>
-        </w:rPr>
-        <w:t xml:space="preserve">)</w:t>
-      </w:r>
-      <w:r>
-        <w:br/>
-      </w:r>
-      <w:r>
-        <w:rPr>
-          <w:rStyle w:val="NormalTok"/>
-        </w:rPr>
-        <w:t xml:space="preserve">prediction </w:t>
-      </w:r>
-      <w:r>
-        <w:rPr>
-          <w:rStyle w:val="OtherTok"/>
-        </w:rPr>
-        <w:t xml:space="preserve">&lt;-</w:t>
-      </w:r>
-      <w:r>
-        <w:rPr>
-          <w:rStyle w:val="NormalTok"/>
-        </w:rPr>
-        <w:t xml:space="preserve"> </w:t>
-      </w:r>
-      <w:r>
-        <w:rPr>
-          <w:rStyle w:val="FunctionTok"/>
-        </w:rPr>
-        <w:t xml:space="preserve">as.vector</w:t>
-      </w:r>
-      <w:r>
-        <w:rPr>
-          <w:rStyle w:val="NormalTok"/>
-        </w:rPr>
-        <w:t xml:space="preserve">(prediction)</w:t>
-      </w:r>
-      <w:r>
-        <w:br/>
-      </w:r>
-      <w:r>
-        <w:rPr>
-          <w:rStyle w:val="NormalTok"/>
-        </w:rPr>
-        <w:t xml:space="preserve">output </w:t>
-      </w:r>
-      <w:r>
-        <w:rPr>
-          <w:rStyle w:val="OtherTok"/>
-        </w:rPr>
-        <w:t xml:space="preserve">&lt;-</w:t>
-      </w:r>
-      <w:r>
-        <w:rPr>
-          <w:rStyle w:val="NormalTok"/>
-        </w:rPr>
-        <w:t xml:space="preserve"> </w:t>
-      </w:r>
-      <w:r>
-        <w:rPr>
-          <w:rStyle w:val="FunctionTok"/>
-        </w:rPr>
-        <w:t xml:space="preserve">as.vector</w:t>
-      </w:r>
-      <w:r>
-        <w:rPr>
-          <w:rStyle w:val="NormalTok"/>
-        </w:rPr>
-        <w:t xml:space="preserve">(io_test</w:t>
-      </w:r>
-      <w:r>
-        <w:rPr>
-          <w:rStyle w:val="SpecialCharTok"/>
-        </w:rPr>
-        <w:t xml:space="preserve">$</w:t>
-      </w:r>
-      <w:r>
-        <w:rPr>
-          <w:rStyle w:val="NormalTok"/>
-        </w:rPr>
-        <w:t xml:space="preserve">output)</w:t>
-      </w:r>
-      <w:r>
-        <w:br/>
-      </w:r>
-      <w:r>
-        <w:rPr>
-          <w:rStyle w:val="NormalTok"/>
-        </w:rPr>
-        <w:t xml:space="preserve">ev_test </w:t>
-      </w:r>
-      <w:r>
-        <w:rPr>
-          <w:rStyle w:val="OtherTok"/>
-        </w:rPr>
-        <w:t xml:space="preserve">&lt;-</w:t>
-      </w:r>
-      <w:r>
-        <w:rPr>
-          <w:rStyle w:val="NormalTok"/>
-        </w:rPr>
-        <w:t xml:space="preserve"> </w:t>
-      </w:r>
-      <w:r>
-        <w:rPr>
-          <w:rStyle w:val="FunctionTok"/>
-        </w:rPr>
-        <w:t xml:space="preserve">evaluate</w:t>
-      </w:r>
-      <w:r>
-        <w:rPr>
-          <w:rStyle w:val="NormalTok"/>
-        </w:rPr>
-        <w:t xml:space="preserve">(model, output, prediction)</w:t>
-      </w:r>
-      <w:r>
-        <w:br/>
-      </w:r>
-      <w:r>
-        <w:rPr>
-          <w:rStyle w:val="NormalTok"/>
-        </w:rPr>
-        <w:t xml:space="preserve">ev_test</w:t>
+        <w:pStyle w:val="FirstParagraph"/>
+      </w:pPr>
+      <w:r>
+        <w:t xml:space="preserve">We now forecast the test set and compare the predicted values with the observed ones.</w:t>
       </w:r>
     </w:p>
     <w:p>
@@ -1493,6 +1391,233 @@
       </w:pPr>
       <w:r>
         <w:rPr>
+          <w:rStyle w:val="CommentTok"/>
+        </w:rPr>
+        <w:t xml:space="preserve"># Forecast on test set</w:t>
+      </w:r>
+      <w:r>
+        <w:br/>
+      </w:r>
+      <w:r>
+        <w:br/>
+      </w:r>
+      <w:r>
+        <w:rPr>
+          <w:rStyle w:val="NormalTok"/>
+        </w:rPr>
+        <w:t xml:space="preserve">prediction </w:t>
+      </w:r>
+      <w:r>
+        <w:rPr>
+          <w:rStyle w:val="OtherTok"/>
+        </w:rPr>
+        <w:t xml:space="preserve">&lt;-</w:t>
+      </w:r>
+      <w:r>
+        <w:rPr>
+          <w:rStyle w:val="NormalTok"/>
+        </w:rPr>
+        <w:t xml:space="preserve"> </w:t>
+      </w:r>
+      <w:r>
+        <w:rPr>
+          <w:rStyle w:val="FunctionTok"/>
+        </w:rPr>
+        <w:t xml:space="preserve">predict</w:t>
+      </w:r>
+      <w:r>
+        <w:rPr>
+          <w:rStyle w:val="NormalTok"/>
+        </w:rPr>
+        <w:t xml:space="preserve">(model, </w:t>
+      </w:r>
+      <w:r>
+        <w:rPr>
+          <w:rStyle w:val="AttributeTok"/>
+        </w:rPr>
+        <w:t xml:space="preserve">x =</w:t>
+      </w:r>
+      <w:r>
+        <w:rPr>
+          <w:rStyle w:val="NormalTok"/>
+        </w:rPr>
+        <w:t xml:space="preserve"> io_test</w:t>
+      </w:r>
+      <w:r>
+        <w:rPr>
+          <w:rStyle w:val="SpecialCharTok"/>
+        </w:rPr>
+        <w:t xml:space="preserve">$</w:t>
+      </w:r>
+      <w:r>
+        <w:rPr>
+          <w:rStyle w:val="NormalTok"/>
+        </w:rPr>
+        <w:t xml:space="preserve">input[</w:t>
+      </w:r>
+      <w:r>
+        <w:rPr>
+          <w:rStyle w:val="DecValTok"/>
+        </w:rPr>
+        <w:t xml:space="preserve">1</w:t>
+      </w:r>
+      <w:r>
+        <w:rPr>
+          <w:rStyle w:val="NormalTok"/>
+        </w:rPr>
+        <w:t xml:space="preserve">, ], </w:t>
+      </w:r>
+      <w:r>
+        <w:rPr>
+          <w:rStyle w:val="AttributeTok"/>
+        </w:rPr>
+        <w:t xml:space="preserve">steps_ahead =</w:t>
+      </w:r>
+      <w:r>
+        <w:rPr>
+          <w:rStyle w:val="NormalTok"/>
+        </w:rPr>
+        <w:t xml:space="preserve"> </w:t>
+      </w:r>
+      <w:r>
+        <w:rPr>
+          <w:rStyle w:val="DecValTok"/>
+        </w:rPr>
+        <w:t xml:space="preserve">5</w:t>
+      </w:r>
+      <w:r>
+        <w:rPr>
+          <w:rStyle w:val="NormalTok"/>
+        </w:rPr>
+        <w:t xml:space="preserve">)</w:t>
+      </w:r>
+      <w:r>
+        <w:br/>
+      </w:r>
+      <w:r>
+        <w:rPr>
+          <w:rStyle w:val="NormalTok"/>
+        </w:rPr>
+        <w:t xml:space="preserve">prediction </w:t>
+      </w:r>
+      <w:r>
+        <w:rPr>
+          <w:rStyle w:val="OtherTok"/>
+        </w:rPr>
+        <w:t xml:space="preserve">&lt;-</w:t>
+      </w:r>
+      <w:r>
+        <w:rPr>
+          <w:rStyle w:val="NormalTok"/>
+        </w:rPr>
+        <w:t xml:space="preserve"> </w:t>
+      </w:r>
+      <w:r>
+        <w:rPr>
+          <w:rStyle w:val="FunctionTok"/>
+        </w:rPr>
+        <w:t xml:space="preserve">as.vector</w:t>
+      </w:r>
+      <w:r>
+        <w:rPr>
+          <w:rStyle w:val="NormalTok"/>
+        </w:rPr>
+        <w:t xml:space="preserve">(prediction)</w:t>
+      </w:r>
+      <w:r>
+        <w:br/>
+      </w:r>
+      <w:r>
+        <w:rPr>
+          <w:rStyle w:val="NormalTok"/>
+        </w:rPr>
+        <w:t xml:space="preserve">output </w:t>
+      </w:r>
+      <w:r>
+        <w:rPr>
+          <w:rStyle w:val="OtherTok"/>
+        </w:rPr>
+        <w:t xml:space="preserve">&lt;-</w:t>
+      </w:r>
+      <w:r>
+        <w:rPr>
+          <w:rStyle w:val="NormalTok"/>
+        </w:rPr>
+        <w:t xml:space="preserve"> </w:t>
+      </w:r>
+      <w:r>
+        <w:rPr>
+          <w:rStyle w:val="FunctionTok"/>
+        </w:rPr>
+        <w:t xml:space="preserve">as.vector</w:t>
+      </w:r>
+      <w:r>
+        <w:rPr>
+          <w:rStyle w:val="NormalTok"/>
+        </w:rPr>
+        <w:t xml:space="preserve">(io_test</w:t>
+      </w:r>
+      <w:r>
+        <w:rPr>
+          <w:rStyle w:val="SpecialCharTok"/>
+        </w:rPr>
+        <w:t xml:space="preserve">$</w:t>
+      </w:r>
+      <w:r>
+        <w:rPr>
+          <w:rStyle w:val="NormalTok"/>
+        </w:rPr>
+        <w:t xml:space="preserve">output)</w:t>
+      </w:r>
+      <w:r>
+        <w:br/>
+      </w:r>
+      <w:r>
+        <w:rPr>
+          <w:rStyle w:val="NormalTok"/>
+        </w:rPr>
+        <w:t xml:space="preserve">ev_test </w:t>
+      </w:r>
+      <w:r>
+        <w:rPr>
+          <w:rStyle w:val="OtherTok"/>
+        </w:rPr>
+        <w:t xml:space="preserve">&lt;-</w:t>
+      </w:r>
+      <w:r>
+        <w:rPr>
+          <w:rStyle w:val="NormalTok"/>
+        </w:rPr>
+        <w:t xml:space="preserve"> </w:t>
+      </w:r>
+      <w:r>
+        <w:rPr>
+          <w:rStyle w:val="FunctionTok"/>
+        </w:rPr>
+        <w:t xml:space="preserve">evaluate</w:t>
+      </w:r>
+      <w:r>
+        <w:rPr>
+          <w:rStyle w:val="NormalTok"/>
+        </w:rPr>
+        <w:t xml:space="preserve">(model, output, prediction)</w:t>
+      </w:r>
+      <w:r>
+        <w:br/>
+      </w:r>
+      <w:r>
+        <w:rPr>
+          <w:rStyle w:val="NormalTok"/>
+        </w:rPr>
+        <w:t xml:space="preserve">ev_test</w:t>
+      </w:r>
+    </w:p>
+    <w:p>
+      <w:pPr>
+        <w:pStyle w:val="SourceCode"/>
+      </w:pPr>
+      <w:r>
+        <w:rPr>
           <w:rStyle w:val="VerbatimChar"/>
         </w:rPr>
         <w:t xml:space="preserve">## $values</w:t>
@@ -1531,7 +1656,7 @@
         <w:rPr>
           <w:rStyle w:val="VerbatimChar"/>
         </w:rPr>
-        <w:t xml:space="preserve">## [1]  0.42680142  0.19821292 -0.05069328 -0.30709106 -0.54469888</w:t>
+        <w:t xml:space="preserve">## [1]  0.42680154  0.19821316 -0.05069287 -0.30709041 -0.54469819</w:t>
       </w:r>
       <w:r>
         <w:br/>
@@ -1558,7 +1683,7 @@
         <w:rPr>
           <w:rStyle w:val="VerbatimChar"/>
         </w:rPr>
-        <w:t xml:space="preserve">## [1] 0.1190704</w:t>
+        <w:t xml:space="preserve">## [1] 0.1190725</w:t>
       </w:r>
       <w:r>
         <w:br/>
@@ -1585,7 +1710,7 @@
         <w:rPr>
           <w:rStyle w:val="VerbatimChar"/>
         </w:rPr>
-        <w:t xml:space="preserve">## [1] 0.0003120643</w:t>
+        <w:t xml:space="preserve">## [1] 0.0003120745</w:t>
       </w:r>
       <w:r>
         <w:br/>
@@ -1612,7 +1737,7 @@
         <w:rPr>
           <w:rStyle w:val="VerbatimChar"/>
         </w:rPr>
-        <w:t xml:space="preserve">## [1] 0.9973047</w:t>
+        <w:t xml:space="preserve">## [1] 0.9973046</w:t>
       </w:r>
       <w:r>
         <w:br/>
@@ -1648,7 +1773,7 @@
         <w:rPr>
           <w:rStyle w:val="VerbatimChar"/>
         </w:rPr>
-        <w:t xml:space="preserve">## 1 0.0003120643 0.1190704 0.9973047</w:t>
+        <w:t xml:space="preserve">## 1 0.0003120745 0.1190725 0.9973046</w:t>
       </w:r>
     </w:p>
     <w:p>
@@ -1867,7 +1992,7 @@
               <a:graphicData uri="http://schemas.openxmlformats.org/drawingml/2006/picture">
                 <pic:pic>
                   <pic:nvPicPr>
-                    <pic:cNvPr descr="C:\Git\dal\daltoolboxdp\examples\timeseries\doc\ts_conv1d_files/4ccc542a2ef6df22ab0c87d3228395303c597a3f.png" id="14" name="Picture"/>
+                    <pic:cNvPr descr="/home/gpca/daltoolboxdp/examples/timeseries/doc/ts_conv1d_files/3cf76ea71ae781c8893691d522eef7c0c635cb71.png" id="14" name="Picture"/>
                     <pic:cNvPicPr>
                       <a:picLocks noChangeArrowheads="1" noChangeAspect="1"/>
                     </pic:cNvPicPr>
@@ -2422,7 +2547,7 @@
               <a:graphicData uri="http://schemas.openxmlformats.org/drawingml/2006/picture">
                 <pic:pic>
                   <pic:nvPicPr>
-                    <pic:cNvPr descr="C:\Git\dal\daltoolboxdp\examples\timeseries\doc\ts_conv1d_files/ed42fcae9259cc5bb3e3f4684f73cc8e745c6fc3.png" id="17" name="Picture"/>
+                    <pic:cNvPr descr="/home/gpca/daltoolboxdp/examples/timeseries/doc/ts_conv1d_files/439bcf580f6a784dd38b32ff61f58cec3e07493a.png" id="17" name="Picture"/>
                     <pic:cNvPicPr>
                       <a:picLocks noChangeArrowheads="1" noChangeAspect="1"/>
                     </pic:cNvPicPr>

--- a/examples/timeseries/doc/ts_conv1d.docx
+++ b/examples/timeseries/doc/ts_conv1d.docx
@@ -294,34 +294,70 @@
         <w:rPr>
           <w:rStyle w:val="VerbatimChar"/>
         </w:rPr>
-        <w:t xml:space="preserve">##             t9        t8        t7        t6        t5        t4        t3        t2        t1        t0</w:t>
-      </w:r>
-      <w:r>
-        <w:br/>
-      </w:r>
-      <w:r>
-        <w:rPr>
-          <w:rStyle w:val="VerbatimChar"/>
-        </w:rPr>
-        <w:t xml:space="preserve">## [1,] 0.0000000 0.2474040 0.4794255 0.6816388 0.8414710 0.9489846 0.9974950 0.9839859 0.9092974 0.7780732</w:t>
-      </w:r>
-      <w:r>
-        <w:br/>
-      </w:r>
-      <w:r>
-        <w:rPr>
-          <w:rStyle w:val="VerbatimChar"/>
-        </w:rPr>
-        <w:t xml:space="preserve">## [2,] 0.2474040 0.4794255 0.6816388 0.8414710 0.9489846 0.9974950 0.9839859 0.9092974 0.7780732 0.5984721</w:t>
-      </w:r>
-      <w:r>
-        <w:br/>
-      </w:r>
-      <w:r>
-        <w:rPr>
-          <w:rStyle w:val="VerbatimChar"/>
-        </w:rPr>
-        <w:t xml:space="preserve">## [3,] 0.4794255 0.6816388 0.8414710 0.9489846 0.9974950 0.9839859 0.9092974 0.7780732 0.5984721 0.3816610</w:t>
+        <w:t xml:space="preserve">##             t9        t8        t7        t6        t5        t4        t3</w:t>
+      </w:r>
+      <w:r>
+        <w:br/>
+      </w:r>
+      <w:r>
+        <w:rPr>
+          <w:rStyle w:val="VerbatimChar"/>
+        </w:rPr>
+        <w:t xml:space="preserve">## [1,] 0.0000000 0.2474040 0.4794255 0.6816388 0.8414710 0.9489846 0.9974950</w:t>
+      </w:r>
+      <w:r>
+        <w:br/>
+      </w:r>
+      <w:r>
+        <w:rPr>
+          <w:rStyle w:val="VerbatimChar"/>
+        </w:rPr>
+        <w:t xml:space="preserve">## [2,] 0.2474040 0.4794255 0.6816388 0.8414710 0.9489846 0.9974950 0.9839859</w:t>
+      </w:r>
+      <w:r>
+        <w:br/>
+      </w:r>
+      <w:r>
+        <w:rPr>
+          <w:rStyle w:val="VerbatimChar"/>
+        </w:rPr>
+        <w:t xml:space="preserve">## [3,] 0.4794255 0.6816388 0.8414710 0.9489846 0.9974950 0.9839859 0.9092974</w:t>
+      </w:r>
+      <w:r>
+        <w:br/>
+      </w:r>
+      <w:r>
+        <w:rPr>
+          <w:rStyle w:val="VerbatimChar"/>
+        </w:rPr>
+        <w:t xml:space="preserve">##             t2        t1        t0</w:t>
+      </w:r>
+      <w:r>
+        <w:br/>
+      </w:r>
+      <w:r>
+        <w:rPr>
+          <w:rStyle w:val="VerbatimChar"/>
+        </w:rPr>
+        <w:t xml:space="preserve">## [1,] 0.9839859 0.9092974 0.7780732</w:t>
+      </w:r>
+      <w:r>
+        <w:br/>
+      </w:r>
+      <w:r>
+        <w:rPr>
+          <w:rStyle w:val="VerbatimChar"/>
+        </w:rPr>
+        <w:t xml:space="preserve">## [2,] 0.9092974 0.7780732 0.5984721</w:t>
+      </w:r>
+      <w:r>
+        <w:br/>
+      </w:r>
+      <w:r>
+        <w:rPr>
+          <w:rStyle w:val="VerbatimChar"/>
+        </w:rPr>
+        <w:t xml:space="preserve">## [3,] 0.7780732 0.5984721 0.3816610</w:t>
       </w:r>
     </w:p>
     <w:p>
@@ -492,7 +528,7 @@
               <a:graphicData uri="http://schemas.openxmlformats.org/drawingml/2006/picture">
                 <pic:pic>
                   <pic:nvPicPr>
-                    <pic:cNvPr descr="/home/gpca/daltoolboxdp/examples/timeseries/doc/ts_conv1d_files/2311a3ccdefa9666c559bd154e42236a6cdf3fea.png" id="11" name="Picture"/>
+                    <pic:cNvPr descr="C:\Git\dal\daltoolboxdp\examples\timeseries\doc\ts_conv1d_files/716a4d1e457f97618aa46ca41f6f38e17df76816.png" id="11" name="Picture"/>
                     <pic:cNvPicPr>
                       <a:picLocks noChangeArrowheads="1" noChangeAspect="1"/>
                     </pic:cNvPicPr>
@@ -1374,7 +1410,7 @@
         <w:rPr>
           <w:rStyle w:val="VerbatimChar"/>
         </w:rPr>
-        <w:t xml:space="preserve">## [1] 0.000140831</w:t>
+        <w:t xml:space="preserve">## [1] 0.0001408308</w:t>
       </w:r>
     </w:p>
     <w:p>
@@ -1656,7 +1692,7 @@
         <w:rPr>
           <w:rStyle w:val="VerbatimChar"/>
         </w:rPr>
-        <w:t xml:space="preserve">## [1]  0.42680154  0.19821316 -0.05069287 -0.30709041 -0.54469819</w:t>
+        <w:t xml:space="preserve">## [1]  0.42680142  0.19821292 -0.05069328 -0.30709106 -0.54469888</w:t>
       </w:r>
       <w:r>
         <w:br/>
@@ -1683,7 +1719,7 @@
         <w:rPr>
           <w:rStyle w:val="VerbatimChar"/>
         </w:rPr>
-        <w:t xml:space="preserve">## [1] 0.1190725</w:t>
+        <w:t xml:space="preserve">## [1] 0.1190704</w:t>
       </w:r>
       <w:r>
         <w:br/>
@@ -1710,7 +1746,7 @@
         <w:rPr>
           <w:rStyle w:val="VerbatimChar"/>
         </w:rPr>
-        <w:t xml:space="preserve">## [1] 0.0003120745</w:t>
+        <w:t xml:space="preserve">## [1] 0.0003120643</w:t>
       </w:r>
       <w:r>
         <w:br/>
@@ -1737,7 +1773,7 @@
         <w:rPr>
           <w:rStyle w:val="VerbatimChar"/>
         </w:rPr>
-        <w:t xml:space="preserve">## [1] 0.9973046</w:t>
+        <w:t xml:space="preserve">## [1] 0.9973047</w:t>
       </w:r>
       <w:r>
         <w:br/>
@@ -1773,7 +1809,7 @@
         <w:rPr>
           <w:rStyle w:val="VerbatimChar"/>
         </w:rPr>
-        <w:t xml:space="preserve">## 1 0.0003120745 0.1190725 0.9973046</w:t>
+        <w:t xml:space="preserve">## 1 0.0003120643 0.1190704 0.9973047</w:t>
       </w:r>
     </w:p>
     <w:p>
@@ -1992,7 +2028,7 @@
               <a:graphicData uri="http://schemas.openxmlformats.org/drawingml/2006/picture">
                 <pic:pic>
                   <pic:nvPicPr>
-                    <pic:cNvPr descr="/home/gpca/daltoolboxdp/examples/timeseries/doc/ts_conv1d_files/3cf76ea71ae781c8893691d522eef7c0c635cb71.png" id="14" name="Picture"/>
+                    <pic:cNvPr descr="C:\Git\dal\daltoolboxdp\examples\timeseries\doc\ts_conv1d_files/4ccc542a2ef6df22ab0c87d3228395303c597a3f.png" id="14" name="Picture"/>
                     <pic:cNvPicPr>
                       <a:picLocks noChangeArrowheads="1" noChangeAspect="1"/>
                     </pic:cNvPicPr>
@@ -2547,7 +2583,7 @@
               <a:graphicData uri="http://schemas.openxmlformats.org/drawingml/2006/picture">
                 <pic:pic>
                   <pic:nvPicPr>
-                    <pic:cNvPr descr="/home/gpca/daltoolboxdp/examples/timeseries/doc/ts_conv1d_files/439bcf580f6a784dd38b32ff61f58cec3e07493a.png" id="17" name="Picture"/>
+                    <pic:cNvPr descr="C:\Git\dal\daltoolboxdp\examples\timeseries\doc\ts_conv1d_files/ed42fcae9259cc5bb3e3f4684f73cc8e745c6fc3.png" id="17" name="Picture"/>
                     <pic:cNvPicPr>
                       <a:picLocks noChangeArrowheads="1" noChangeAspect="1"/>
                     </pic:cNvPicPr>
